--- a/pr-preview/pr-5/chapters/predicates-quantifiers-tracked-changes.docx
+++ b/pr-preview/pr-5/chapters/predicates-quantifiers-tracked-changes.docx
@@ -28,7 +28,7 @@
       </w:pPr>
       <w:ins w:id="3" w:author="PR Preview" w:date="2026-01-01T00:00:00Z">
         <w:r>
-          <w:t xml:space="preserve">Last modified: 2026-10-23 11:18:30 (PDT)</w:t>
+          <w:t xml:space="preserve">Last modified: 2026-10-23 12:01:03 (PDT)</w:t>
         </w:r>
       </w:ins>
     </w:p>
@@ -5705,555 +5705,638 @@
         </w:r>
       </w:ins>
     </w:p>
-    <w:tbl>
-      <w:tblPr>
-        <w:tblStyle w:val="Table"/>
-        <w:tblW w:type="pct" w:w="5000"/>
-        <w:tblLayout w:type="fixed"/>
-        <w:tblLook w:firstRow="1" w:lastRow="0" w:firstColumn="0" w:lastColumn="0" w:noHBand="0" w:noVBand="0" w:val="0020"/>
-      </w:tblPr>
-      <w:tblGrid>
-        <w:gridCol w:w="3960"/>
-        <w:gridCol w:w="3960"/>
-      </w:tblGrid>
-      <w:tr>
-        <w:trPr>
-          <w:tblHeader w:val="on"/>
-        </w:trPr>
-        <w:tc>
-          <w:tcPr/>
-          <w:p>
-            <w:pPr>
-              <w:pStyle w:val="Compact"/>
-            </w:pPr>
-            <w:r>
-              <w:t xml:space="preserve">To show that</w:t>
-            </w:r>
-          </w:p>
-        </w:tc>
-        <w:tc>
-          <w:tcPr/>
-          <w:p>
-            <w:pPr>
-              <w:pStyle w:val="Compact"/>
-            </w:pPr>
-            <w:r>
-              <w:t xml:space="preserve">it is enough to</w:t>
-            </w:r>
-          </w:p>
-        </w:tc>
-      </w:tr>
-      <w:tr>
-        <w:tc>
-          <w:tcPr/>
-          <w:p>
-            <w:pPr>
-              <w:pStyle w:val="Compact"/>
-            </w:pPr>
-            <m:oMath>
-              <m:r>
-                <m:rPr>
-                  <m:sty m:val="p"/>
-                </m:rPr>
-                <m:t>∃</m:t>
-              </m:r>
-              <m:r>
-                <m:t>x</m:t>
-              </m:r>
-              <m:r>
-                <m:rPr>
-                  <m:sty m:val="p"/>
-                </m:rPr>
-                <m:t>∈</m:t>
-              </m:r>
-              <m:r>
-                <m:t>S</m:t>
-              </m:r>
-              <m:r>
-                <m:rPr>
-                  <m:sty m:val="p"/>
-                </m:rPr>
-                <m:t>,</m:t>
-              </m:r>
-              <m:r>
-                <m:t>P</m:t>
-              </m:r>
-              <m:r>
-                <m:rPr>
-                  <m:sty m:val="p"/>
-                </m:rPr>
-                <m:t>(</m:t>
-              </m:r>
-              <m:r>
-                <m:t>x</m:t>
-              </m:r>
-              <m:r>
-                <m:rPr>
-                  <m:sty m:val="p"/>
-                </m:rPr>
-                <m:t>)</m:t>
-              </m:r>
-            </m:oMath>
-            <w:r>
-              <w:t xml:space="preserve"> </w:t>
-            </w:r>
-            <w:r>
-              <w:t xml:space="preserve">is true</w:t>
-            </w:r>
-          </w:p>
-        </w:tc>
-        <w:tc>
-          <w:tcPr/>
-          <w:p>
-            <w:pPr>
-              <w:pStyle w:val="Compact"/>
-            </w:pPr>
-            <w:r>
-              <w:t xml:space="preserve">find one</w:t>
-            </w:r>
-            <w:r>
-              <w:t xml:space="preserve"> </w:t>
-            </w:r>
-            <m:oMath>
-              <m:r>
-                <m:t>x</m:t>
-              </m:r>
-            </m:oMath>
-            <w:r>
-              <w:t xml:space="preserve"> </w:t>
-            </w:r>
-            <w:r>
-              <w:t xml:space="preserve">in</w:t>
-            </w:r>
-            <w:r>
-              <w:t xml:space="preserve"> </w:t>
-            </w:r>
-            <m:oMath>
-              <m:r>
-                <m:t>S</m:t>
-              </m:r>
-            </m:oMath>
-            <w:r>
-              <w:t xml:space="preserve"> </w:t>
-            </w:r>
-            <w:r>
-              <w:t xml:space="preserve">with</w:t>
-            </w:r>
-            <w:r>
-              <w:t xml:space="preserve"> </w:t>
-            </w:r>
-            <m:oMath>
-              <m:r>
-                <m:t>P</m:t>
-              </m:r>
-              <m:r>
-                <m:rPr>
-                  <m:sty m:val="p"/>
-                </m:rPr>
-                <m:t>(</m:t>
-              </m:r>
-              <m:r>
-                <m:t>x</m:t>
-              </m:r>
-              <m:r>
-                <m:rPr>
-                  <m:sty m:val="p"/>
-                </m:rPr>
-                <m:t>)</m:t>
-              </m:r>
-            </m:oMath>
-            <w:r>
-              <w:t xml:space="preserve"> </w:t>
-            </w:r>
-            <w:r>
-              <w:t xml:space="preserve">true</w:t>
-            </w:r>
-          </w:p>
-        </w:tc>
-      </w:tr>
-      <w:tr>
-        <w:tc>
-          <w:tcPr/>
-          <w:p>
-            <w:pPr>
-              <w:pStyle w:val="Compact"/>
-            </w:pPr>
-            <m:oMath>
-              <m:r>
-                <m:rPr>
-                  <m:sty m:val="p"/>
-                </m:rPr>
-                <m:t>∀</m:t>
-              </m:r>
-              <m:r>
-                <m:t>x</m:t>
-              </m:r>
-              <m:r>
-                <m:rPr>
-                  <m:sty m:val="p"/>
-                </m:rPr>
-                <m:t>∈</m:t>
-              </m:r>
-              <m:r>
-                <m:t>S</m:t>
-              </m:r>
-              <m:r>
-                <m:rPr>
-                  <m:sty m:val="p"/>
-                </m:rPr>
-                <m:t>,</m:t>
-              </m:r>
-              <m:r>
-                <m:t>P</m:t>
-              </m:r>
-              <m:r>
-                <m:rPr>
-                  <m:sty m:val="p"/>
-                </m:rPr>
-                <m:t>(</m:t>
-              </m:r>
-              <m:r>
-                <m:t>x</m:t>
-              </m:r>
-              <m:r>
-                <m:rPr>
-                  <m:sty m:val="p"/>
-                </m:rPr>
-                <m:t>)</m:t>
-              </m:r>
-            </m:oMath>
-            <w:r>
-              <w:t xml:space="preserve"> </w:t>
-            </w:r>
-            <w:r>
-              <w:t xml:space="preserve">is false</w:t>
-            </w:r>
-          </w:p>
-        </w:tc>
-        <w:tc>
-          <w:tcPr/>
-          <w:p>
-            <w:pPr>
-              <w:pStyle w:val="Compact"/>
-            </w:pPr>
-            <w:r>
-              <w:t xml:space="preserve">find one</w:t>
-            </w:r>
-            <w:r>
-              <w:t xml:space="preserve"> </w:t>
-            </w:r>
-            <m:oMath>
-              <m:r>
-                <m:t>x</m:t>
-              </m:r>
-            </m:oMath>
-            <w:r>
-              <w:t xml:space="preserve"> </w:t>
-            </w:r>
-            <w:r>
-              <w:t xml:space="preserve">in</w:t>
-            </w:r>
-            <w:r>
-              <w:t xml:space="preserve"> </w:t>
-            </w:r>
-            <m:oMath>
-              <m:r>
-                <m:t>S</m:t>
-              </m:r>
-            </m:oMath>
-            <w:r>
-              <w:t xml:space="preserve"> </w:t>
-            </w:r>
-            <w:r>
-              <w:t xml:space="preserve">with</w:t>
-            </w:r>
-            <w:r>
-              <w:t xml:space="preserve"> </w:t>
-            </w:r>
-            <m:oMath>
-              <m:r>
-                <m:t>P</m:t>
-              </m:r>
-              <m:r>
-                <m:rPr>
-                  <m:sty m:val="p"/>
-                </m:rPr>
-                <m:t>(</m:t>
-              </m:r>
-              <m:r>
-                <m:t>x</m:t>
-              </m:r>
-              <m:r>
-                <m:rPr>
-                  <m:sty m:val="p"/>
-                </m:rPr>
-                <m:t>)</m:t>
-              </m:r>
-            </m:oMath>
-            <w:r>
-              <w:t xml:space="preserve"> </w:t>
-            </w:r>
-            <w:r>
-              <w:t xml:space="preserve">false</w:t>
-            </w:r>
-          </w:p>
-        </w:tc>
-      </w:tr>
-      <w:tr>
-        <w:tc>
-          <w:tcPr/>
-          <w:p>
-            <w:pPr>
-              <w:pStyle w:val="Compact"/>
-            </w:pPr>
-            <m:oMath>
-              <m:r>
-                <m:rPr>
-                  <m:sty m:val="p"/>
-                </m:rPr>
-                <m:t>∀</m:t>
-              </m:r>
-              <m:r>
-                <m:t>x</m:t>
-              </m:r>
-              <m:r>
-                <m:rPr>
-                  <m:sty m:val="p"/>
-                </m:rPr>
-                <m:t>∈</m:t>
-              </m:r>
-              <m:r>
-                <m:t>S</m:t>
-              </m:r>
-              <m:r>
-                <m:rPr>
-                  <m:sty m:val="p"/>
-                </m:rPr>
-                <m:t>,</m:t>
-              </m:r>
-              <m:r>
-                <m:t>P</m:t>
-              </m:r>
-              <m:r>
-                <m:rPr>
-                  <m:sty m:val="p"/>
-                </m:rPr>
-                <m:t>(</m:t>
-              </m:r>
-              <m:r>
-                <m:t>x</m:t>
-              </m:r>
-              <m:r>
-                <m:rPr>
-                  <m:sty m:val="p"/>
-                </m:rPr>
-                <m:t>)</m:t>
-              </m:r>
-            </m:oMath>
-            <w:r>
-              <w:t xml:space="preserve"> </w:t>
-            </w:r>
-            <w:r>
-              <w:t xml:space="preserve">is true</w:t>
-            </w:r>
-          </w:p>
-        </w:tc>
-        <w:tc>
-          <w:tcPr/>
-          <w:p>
-            <w:pPr>
-              <w:pStyle w:val="Compact"/>
-            </w:pPr>
-            <w:r>
-              <w:t xml:space="preserve">show</w:t>
-            </w:r>
-            <w:r>
-              <w:t xml:space="preserve"> </w:t>
-            </w:r>
-            <m:oMath>
-              <m:r>
-                <m:t>P</m:t>
-              </m:r>
-              <m:r>
-                <m:rPr>
-                  <m:sty m:val="p"/>
-                </m:rPr>
-                <m:t>(</m:t>
-              </m:r>
-              <m:r>
-                <m:t>x</m:t>
-              </m:r>
-              <m:r>
-                <m:rPr>
-                  <m:sty m:val="p"/>
-                </m:rPr>
-                <m:t>)</m:t>
-              </m:r>
-            </m:oMath>
-            <w:r>
-              <w:t xml:space="preserve"> </w:t>
-            </w:r>
-            <w:r>
-              <w:t xml:space="preserve">for every</w:t>
-            </w:r>
-            <w:r>
-              <w:t xml:space="preserve"> </w:t>
-            </w:r>
-            <m:oMath>
-              <m:r>
-                <m:t>x</m:t>
-              </m:r>
-            </m:oMath>
-            <w:r>
-              <w:t xml:space="preserve"> </w:t>
-            </w:r>
-            <w:r>
-              <w:t xml:space="preserve">in</w:t>
-            </w:r>
-            <w:r>
-              <w:t xml:space="preserve"> </w:t>
-            </w:r>
-            <m:oMath>
-              <m:r>
-                <m:t>S</m:t>
-              </m:r>
-            </m:oMath>
-          </w:p>
-        </w:tc>
-      </w:tr>
-      <w:tr>
-        <w:tc>
-          <w:tcPr/>
-          <w:p>
-            <w:pPr>
-              <w:pStyle w:val="Compact"/>
-            </w:pPr>
-            <m:oMath>
-              <m:r>
-                <m:rPr>
-                  <m:sty m:val="p"/>
-                </m:rPr>
-                <m:t>∃</m:t>
-              </m:r>
-              <m:r>
-                <m:t>x</m:t>
-              </m:r>
-              <m:r>
-                <m:rPr>
-                  <m:sty m:val="p"/>
-                </m:rPr>
-                <m:t>∈</m:t>
-              </m:r>
-              <m:r>
-                <m:t>S</m:t>
-              </m:r>
-              <m:r>
-                <m:rPr>
-                  <m:sty m:val="p"/>
-                </m:rPr>
-                <m:t>,</m:t>
-              </m:r>
-              <m:r>
-                <m:t>P</m:t>
-              </m:r>
-              <m:r>
-                <m:rPr>
-                  <m:sty m:val="p"/>
-                </m:rPr>
-                <m:t>(</m:t>
-              </m:r>
-              <m:r>
-                <m:t>x</m:t>
-              </m:r>
-              <m:r>
-                <m:rPr>
-                  <m:sty m:val="p"/>
-                </m:rPr>
-                <m:t>)</m:t>
-              </m:r>
-            </m:oMath>
-            <w:r>
-              <w:t xml:space="preserve"> </w:t>
-            </w:r>
-            <w:r>
-              <w:t xml:space="preserve">is false</w:t>
-            </w:r>
-          </w:p>
-        </w:tc>
-        <w:tc>
-          <w:tcPr/>
-          <w:p>
-            <w:pPr>
-              <w:pStyle w:val="Compact"/>
-            </w:pPr>
-            <w:r>
-              <w:t xml:space="preserve">show</w:t>
-            </w:r>
-            <w:r>
-              <w:t xml:space="preserve"> </w:t>
-            </w:r>
-            <m:oMath>
-              <m:r>
-                <m:t>P</m:t>
-              </m:r>
-              <m:r>
-                <m:rPr>
-                  <m:sty m:val="p"/>
-                </m:rPr>
-                <m:t>(</m:t>
-              </m:r>
-              <m:r>
-                <m:t>x</m:t>
-              </m:r>
-              <m:r>
-                <m:rPr>
-                  <m:sty m:val="p"/>
-                </m:rPr>
-                <m:t>)</m:t>
-              </m:r>
-            </m:oMath>
-            <w:r>
-              <w:t xml:space="preserve"> </w:t>
-            </w:r>
-            <w:r>
-              <w:t xml:space="preserve">is false for every</w:t>
-            </w:r>
-            <w:r>
-              <w:t xml:space="preserve"> </w:t>
-            </w:r>
-            <m:oMath>
-              <m:r>
-                <m:t>x</m:t>
-              </m:r>
-            </m:oMath>
-            <w:r>
-              <w:t xml:space="preserve"> </w:t>
-            </w:r>
-            <w:r>
-              <w:t xml:space="preserve">in</w:t>
-            </w:r>
-            <w:r>
-              <w:t xml:space="preserve"> </w:t>
-            </w:r>
-            <m:oMath>
-              <m:r>
-                <m:t>S</m:t>
-              </m:r>
-            </m:oMath>
-          </w:p>
-        </w:tc>
-      </w:tr>
-    </w:tbl>
     <w:p>
       <w:pPr>
-        <w:pStyle w:val="BodyText"/>
+        <w:pStyle w:val="Compact"/>
+        <w:numPr>
+          <w:ilvl w:val="0"/>
+          <w:numId w:val="1009"/>
+        </w:numPr>
       </w:pPr>
       <w:ins w:id="590" w:author="PR Preview" w:date="2026-01-01T00:00:00Z">
         <w:r>
+          <w:t xml:space="preserve">To show that</w:t>
+        </w:r>
+      </w:ins>
+      <w:ins w:id="591" w:author="PR Preview" w:date="2026-01-01T00:00:00Z">
+        <w:r>
+          <w:t xml:space="preserve"> </w:t>
+        </w:r>
+      </w:ins>
+      <m:oMath>
+        <m:r>
+          <m:rPr>
+            <m:sty m:val="p"/>
+          </m:rPr>
+          <m:t>∃</m:t>
+        </m:r>
+        <m:r>
+          <m:t>x</m:t>
+        </m:r>
+        <m:r>
+          <m:rPr>
+            <m:sty m:val="p"/>
+          </m:rPr>
+          <m:t>∈</m:t>
+        </m:r>
+        <m:r>
+          <m:t>S</m:t>
+        </m:r>
+        <m:r>
+          <m:rPr>
+            <m:sty m:val="p"/>
+          </m:rPr>
+          <m:t>,</m:t>
+        </m:r>
+        <m:r>
+          <m:t>P</m:t>
+        </m:r>
+        <m:r>
+          <m:rPr>
+            <m:sty m:val="p"/>
+          </m:rPr>
+          <m:t>(</m:t>
+        </m:r>
+        <m:r>
+          <m:t>x</m:t>
+        </m:r>
+        <m:r>
+          <m:rPr>
+            <m:sty m:val="p"/>
+          </m:rPr>
+          <m:t>)</m:t>
+        </m:r>
+      </m:oMath>
+      <w:ins w:id="592" w:author="PR Preview" w:date="2026-01-01T00:00:00Z">
+        <w:r>
+          <w:t xml:space="preserve"> </w:t>
+        </w:r>
+      </w:ins>
+      <w:ins w:id="593" w:author="PR Preview" w:date="2026-01-01T00:00:00Z">
+        <w:r>
+          <w:t xml:space="preserve">is true,</w:t>
+        </w:r>
+      </w:ins>
+      <w:ins w:id="594" w:author="PR Preview" w:date="2026-01-01T00:00:00Z">
+        <w:r>
+          <w:t xml:space="preserve"> </w:t>
+        </w:r>
+      </w:ins>
+      <w:ins w:id="595" w:author="PR Preview" w:date="2026-01-01T00:00:00Z">
+        <w:r>
+          <w:t xml:space="preserve">it is enough to find one</w:t>
+        </w:r>
+      </w:ins>
+      <w:ins w:id="596" w:author="PR Preview" w:date="2026-01-01T00:00:00Z">
+        <w:r>
+          <w:t xml:space="preserve"> </w:t>
+        </w:r>
+      </w:ins>
+      <m:oMath>
+        <m:r>
+          <m:t>x</m:t>
+        </m:r>
+      </m:oMath>
+      <w:ins w:id="597" w:author="PR Preview" w:date="2026-01-01T00:00:00Z">
+        <w:r>
+          <w:t xml:space="preserve"> </w:t>
+        </w:r>
+      </w:ins>
+      <w:ins w:id="598" w:author="PR Preview" w:date="2026-01-01T00:00:00Z">
+        <w:r>
+          <w:t xml:space="preserve">in</w:t>
+        </w:r>
+      </w:ins>
+      <w:ins w:id="599" w:author="PR Preview" w:date="2026-01-01T00:00:00Z">
+        <w:r>
+          <w:t xml:space="preserve"> </w:t>
+        </w:r>
+      </w:ins>
+      <m:oMath>
+        <m:r>
+          <m:t>S</m:t>
+        </m:r>
+      </m:oMath>
+      <w:ins w:id="600" w:author="PR Preview" w:date="2026-01-01T00:00:00Z">
+        <w:r>
+          <w:t xml:space="preserve"> </w:t>
+        </w:r>
+      </w:ins>
+      <w:ins w:id="601" w:author="PR Preview" w:date="2026-01-01T00:00:00Z">
+        <w:r>
+          <w:t xml:space="preserve">with</w:t>
+        </w:r>
+      </w:ins>
+      <w:ins w:id="602" w:author="PR Preview" w:date="2026-01-01T00:00:00Z">
+        <w:r>
+          <w:t xml:space="preserve"> </w:t>
+        </w:r>
+      </w:ins>
+      <m:oMath>
+        <m:r>
+          <m:t>P</m:t>
+        </m:r>
+        <m:r>
+          <m:rPr>
+            <m:sty m:val="p"/>
+          </m:rPr>
+          <m:t>(</m:t>
+        </m:r>
+        <m:r>
+          <m:t>x</m:t>
+        </m:r>
+        <m:r>
+          <m:rPr>
+            <m:sty m:val="p"/>
+          </m:rPr>
+          <m:t>)</m:t>
+        </m:r>
+      </m:oMath>
+      <w:ins w:id="603" w:author="PR Preview" w:date="2026-01-01T00:00:00Z">
+        <w:r>
+          <w:t xml:space="preserve"> </w:t>
+        </w:r>
+      </w:ins>
+      <w:ins w:id="604" w:author="PR Preview" w:date="2026-01-01T00:00:00Z">
+        <w:r>
+          <w:t xml:space="preserve">true.</w:t>
+        </w:r>
+      </w:ins>
+    </w:p>
+    <w:p>
+      <w:pPr>
+        <w:pStyle w:val="Compact"/>
+        <w:numPr>
+          <w:ilvl w:val="0"/>
+          <w:numId w:val="1009"/>
+        </w:numPr>
+      </w:pPr>
+      <w:ins w:id="605" w:author="PR Preview" w:date="2026-01-01T00:00:00Z">
+        <w:r>
+          <w:t xml:space="preserve">To show that</w:t>
+        </w:r>
+      </w:ins>
+      <w:ins w:id="606" w:author="PR Preview" w:date="2026-01-01T00:00:00Z">
+        <w:r>
+          <w:t xml:space="preserve"> </w:t>
+        </w:r>
+      </w:ins>
+      <m:oMath>
+        <m:r>
+          <m:rPr>
+            <m:sty m:val="p"/>
+          </m:rPr>
+          <m:t>∀</m:t>
+        </m:r>
+        <m:r>
+          <m:t>x</m:t>
+        </m:r>
+        <m:r>
+          <m:rPr>
+            <m:sty m:val="p"/>
+          </m:rPr>
+          <m:t>∈</m:t>
+        </m:r>
+        <m:r>
+          <m:t>S</m:t>
+        </m:r>
+        <m:r>
+          <m:rPr>
+            <m:sty m:val="p"/>
+          </m:rPr>
+          <m:t>,</m:t>
+        </m:r>
+        <m:r>
+          <m:t>P</m:t>
+        </m:r>
+        <m:r>
+          <m:rPr>
+            <m:sty m:val="p"/>
+          </m:rPr>
+          <m:t>(</m:t>
+        </m:r>
+        <m:r>
+          <m:t>x</m:t>
+        </m:r>
+        <m:r>
+          <m:rPr>
+            <m:sty m:val="p"/>
+          </m:rPr>
+          <m:t>)</m:t>
+        </m:r>
+      </m:oMath>
+      <w:ins w:id="607" w:author="PR Preview" w:date="2026-01-01T00:00:00Z">
+        <w:r>
+          <w:t xml:space="preserve"> </w:t>
+        </w:r>
+      </w:ins>
+      <w:ins w:id="608" w:author="PR Preview" w:date="2026-01-01T00:00:00Z">
+        <w:r>
+          <w:t xml:space="preserve">is false,</w:t>
+        </w:r>
+      </w:ins>
+      <w:ins w:id="609" w:author="PR Preview" w:date="2026-01-01T00:00:00Z">
+        <w:r>
+          <w:t xml:space="preserve"> </w:t>
+        </w:r>
+      </w:ins>
+      <w:ins w:id="610" w:author="PR Preview" w:date="2026-01-01T00:00:00Z">
+        <w:r>
+          <w:t xml:space="preserve">it is enough to find one</w:t>
+        </w:r>
+      </w:ins>
+      <w:ins w:id="611" w:author="PR Preview" w:date="2026-01-01T00:00:00Z">
+        <w:r>
+          <w:t xml:space="preserve"> </w:t>
+        </w:r>
+      </w:ins>
+      <m:oMath>
+        <m:r>
+          <m:t>x</m:t>
+        </m:r>
+      </m:oMath>
+      <w:ins w:id="612" w:author="PR Preview" w:date="2026-01-01T00:00:00Z">
+        <w:r>
+          <w:t xml:space="preserve"> </w:t>
+        </w:r>
+      </w:ins>
+      <w:ins w:id="613" w:author="PR Preview" w:date="2026-01-01T00:00:00Z">
+        <w:r>
+          <w:t xml:space="preserve">in</w:t>
+        </w:r>
+      </w:ins>
+      <w:ins w:id="614" w:author="PR Preview" w:date="2026-01-01T00:00:00Z">
+        <w:r>
+          <w:t xml:space="preserve"> </w:t>
+        </w:r>
+      </w:ins>
+      <m:oMath>
+        <m:r>
+          <m:t>S</m:t>
+        </m:r>
+      </m:oMath>
+      <w:ins w:id="615" w:author="PR Preview" w:date="2026-01-01T00:00:00Z">
+        <w:r>
+          <w:t xml:space="preserve"> </w:t>
+        </w:r>
+      </w:ins>
+      <w:ins w:id="616" w:author="PR Preview" w:date="2026-01-01T00:00:00Z">
+        <w:r>
+          <w:t xml:space="preserve">with</w:t>
+        </w:r>
+      </w:ins>
+      <w:ins w:id="617" w:author="PR Preview" w:date="2026-01-01T00:00:00Z">
+        <w:r>
+          <w:t xml:space="preserve"> </w:t>
+        </w:r>
+      </w:ins>
+      <m:oMath>
+        <m:r>
+          <m:t>P</m:t>
+        </m:r>
+        <m:r>
+          <m:rPr>
+            <m:sty m:val="p"/>
+          </m:rPr>
+          <m:t>(</m:t>
+        </m:r>
+        <m:r>
+          <m:t>x</m:t>
+        </m:r>
+        <m:r>
+          <m:rPr>
+            <m:sty m:val="p"/>
+          </m:rPr>
+          <m:t>)</m:t>
+        </m:r>
+      </m:oMath>
+      <w:ins w:id="618" w:author="PR Preview" w:date="2026-01-01T00:00:00Z">
+        <w:r>
+          <w:t xml:space="preserve"> </w:t>
+        </w:r>
+      </w:ins>
+      <w:ins w:id="619" w:author="PR Preview" w:date="2026-01-01T00:00:00Z">
+        <w:r>
+          <w:t xml:space="preserve">false.</w:t>
+        </w:r>
+      </w:ins>
+    </w:p>
+    <w:p>
+      <w:pPr>
+        <w:pStyle w:val="Compact"/>
+        <w:numPr>
+          <w:ilvl w:val="0"/>
+          <w:numId w:val="1009"/>
+        </w:numPr>
+      </w:pPr>
+      <w:ins w:id="620" w:author="PR Preview" w:date="2026-01-01T00:00:00Z">
+        <w:r>
+          <w:t xml:space="preserve">To show that</w:t>
+        </w:r>
+      </w:ins>
+      <w:ins w:id="621" w:author="PR Preview" w:date="2026-01-01T00:00:00Z">
+        <w:r>
+          <w:t xml:space="preserve"> </w:t>
+        </w:r>
+      </w:ins>
+      <m:oMath>
+        <m:r>
+          <m:rPr>
+            <m:sty m:val="p"/>
+          </m:rPr>
+          <m:t>∀</m:t>
+        </m:r>
+        <m:r>
+          <m:t>x</m:t>
+        </m:r>
+        <m:r>
+          <m:rPr>
+            <m:sty m:val="p"/>
+          </m:rPr>
+          <m:t>∈</m:t>
+        </m:r>
+        <m:r>
+          <m:t>S</m:t>
+        </m:r>
+        <m:r>
+          <m:rPr>
+            <m:sty m:val="p"/>
+          </m:rPr>
+          <m:t>,</m:t>
+        </m:r>
+        <m:r>
+          <m:t>P</m:t>
+        </m:r>
+        <m:r>
+          <m:rPr>
+            <m:sty m:val="p"/>
+          </m:rPr>
+          <m:t>(</m:t>
+        </m:r>
+        <m:r>
+          <m:t>x</m:t>
+        </m:r>
+        <m:r>
+          <m:rPr>
+            <m:sty m:val="p"/>
+          </m:rPr>
+          <m:t>)</m:t>
+        </m:r>
+      </m:oMath>
+      <w:ins w:id="622" w:author="PR Preview" w:date="2026-01-01T00:00:00Z">
+        <w:r>
+          <w:t xml:space="preserve"> </w:t>
+        </w:r>
+      </w:ins>
+      <w:ins w:id="623" w:author="PR Preview" w:date="2026-01-01T00:00:00Z">
+        <w:r>
+          <w:t xml:space="preserve">is true,</w:t>
+        </w:r>
+      </w:ins>
+      <w:ins w:id="624" w:author="PR Preview" w:date="2026-01-01T00:00:00Z">
+        <w:r>
+          <w:t xml:space="preserve"> </w:t>
+        </w:r>
+      </w:ins>
+      <w:ins w:id="625" w:author="PR Preview" w:date="2026-01-01T00:00:00Z">
+        <w:r>
+          <w:t xml:space="preserve">show</w:t>
+        </w:r>
+      </w:ins>
+      <w:ins w:id="626" w:author="PR Preview" w:date="2026-01-01T00:00:00Z">
+        <w:r>
+          <w:t xml:space="preserve"> </w:t>
+        </w:r>
+      </w:ins>
+      <m:oMath>
+        <m:r>
+          <m:t>P</m:t>
+        </m:r>
+        <m:r>
+          <m:rPr>
+            <m:sty m:val="p"/>
+          </m:rPr>
+          <m:t>(</m:t>
+        </m:r>
+        <m:r>
+          <m:t>x</m:t>
+        </m:r>
+        <m:r>
+          <m:rPr>
+            <m:sty m:val="p"/>
+          </m:rPr>
+          <m:t>)</m:t>
+        </m:r>
+      </m:oMath>
+      <w:ins w:id="627" w:author="PR Preview" w:date="2026-01-01T00:00:00Z">
+        <w:r>
+          <w:t xml:space="preserve"> </w:t>
+        </w:r>
+      </w:ins>
+      <w:ins w:id="628" w:author="PR Preview" w:date="2026-01-01T00:00:00Z">
+        <w:r>
+          <w:t xml:space="preserve">for every</w:t>
+        </w:r>
+      </w:ins>
+      <w:ins w:id="629" w:author="PR Preview" w:date="2026-01-01T00:00:00Z">
+        <w:r>
+          <w:t xml:space="preserve"> </w:t>
+        </w:r>
+      </w:ins>
+      <m:oMath>
+        <m:r>
+          <m:t>x</m:t>
+        </m:r>
+      </m:oMath>
+      <w:ins w:id="630" w:author="PR Preview" w:date="2026-01-01T00:00:00Z">
+        <w:r>
+          <w:t xml:space="preserve"> </w:t>
+        </w:r>
+      </w:ins>
+      <w:ins w:id="631" w:author="PR Preview" w:date="2026-01-01T00:00:00Z">
+        <w:r>
+          <w:t xml:space="preserve">in</w:t>
+        </w:r>
+      </w:ins>
+      <w:ins w:id="632" w:author="PR Preview" w:date="2026-01-01T00:00:00Z">
+        <w:r>
+          <w:t xml:space="preserve"> </w:t>
+        </w:r>
+      </w:ins>
+      <m:oMath>
+        <m:r>
+          <m:t>S</m:t>
+        </m:r>
+      </m:oMath>
+      <w:ins w:id="633" w:author="PR Preview" w:date="2026-01-01T00:00:00Z">
+        <w:r>
+          <w:t xml:space="preserve">.</w:t>
+        </w:r>
+      </w:ins>
+    </w:p>
+    <w:p>
+      <w:pPr>
+        <w:pStyle w:val="Compact"/>
+        <w:numPr>
+          <w:ilvl w:val="0"/>
+          <w:numId w:val="1009"/>
+        </w:numPr>
+      </w:pPr>
+      <w:ins w:id="634" w:author="PR Preview" w:date="2026-01-01T00:00:00Z">
+        <w:r>
+          <w:t xml:space="preserve">To show that</w:t>
+        </w:r>
+      </w:ins>
+      <w:ins w:id="635" w:author="PR Preview" w:date="2026-01-01T00:00:00Z">
+        <w:r>
+          <w:t xml:space="preserve"> </w:t>
+        </w:r>
+      </w:ins>
+      <m:oMath>
+        <m:r>
+          <m:rPr>
+            <m:sty m:val="p"/>
+          </m:rPr>
+          <m:t>∃</m:t>
+        </m:r>
+        <m:r>
+          <m:t>x</m:t>
+        </m:r>
+        <m:r>
+          <m:rPr>
+            <m:sty m:val="p"/>
+          </m:rPr>
+          <m:t>∈</m:t>
+        </m:r>
+        <m:r>
+          <m:t>S</m:t>
+        </m:r>
+        <m:r>
+          <m:rPr>
+            <m:sty m:val="p"/>
+          </m:rPr>
+          <m:t>,</m:t>
+        </m:r>
+        <m:r>
+          <m:t>P</m:t>
+        </m:r>
+        <m:r>
+          <m:rPr>
+            <m:sty m:val="p"/>
+          </m:rPr>
+          <m:t>(</m:t>
+        </m:r>
+        <m:r>
+          <m:t>x</m:t>
+        </m:r>
+        <m:r>
+          <m:rPr>
+            <m:sty m:val="p"/>
+          </m:rPr>
+          <m:t>)</m:t>
+        </m:r>
+      </m:oMath>
+      <w:ins w:id="636" w:author="PR Preview" w:date="2026-01-01T00:00:00Z">
+        <w:r>
+          <w:t xml:space="preserve"> </w:t>
+        </w:r>
+      </w:ins>
+      <w:ins w:id="637" w:author="PR Preview" w:date="2026-01-01T00:00:00Z">
+        <w:r>
+          <w:t xml:space="preserve">is false,</w:t>
+        </w:r>
+      </w:ins>
+      <w:ins w:id="638" w:author="PR Preview" w:date="2026-01-01T00:00:00Z">
+        <w:r>
+          <w:t xml:space="preserve"> </w:t>
+        </w:r>
+      </w:ins>
+      <w:ins w:id="639" w:author="PR Preview" w:date="2026-01-01T00:00:00Z">
+        <w:r>
+          <w:t xml:space="preserve">show that</w:t>
+        </w:r>
+      </w:ins>
+      <w:ins w:id="640" w:author="PR Preview" w:date="2026-01-01T00:00:00Z">
+        <w:r>
+          <w:t xml:space="preserve"> </w:t>
+        </w:r>
+      </w:ins>
+      <m:oMath>
+        <m:r>
+          <m:t>P</m:t>
+        </m:r>
+        <m:r>
+          <m:rPr>
+            <m:sty m:val="p"/>
+          </m:rPr>
+          <m:t>(</m:t>
+        </m:r>
+        <m:r>
+          <m:t>x</m:t>
+        </m:r>
+        <m:r>
+          <m:rPr>
+            <m:sty m:val="p"/>
+          </m:rPr>
+          <m:t>)</m:t>
+        </m:r>
+      </m:oMath>
+      <w:ins w:id="641" w:author="PR Preview" w:date="2026-01-01T00:00:00Z">
+        <w:r>
+          <w:t xml:space="preserve"> </w:t>
+        </w:r>
+      </w:ins>
+      <w:ins w:id="642" w:author="PR Preview" w:date="2026-01-01T00:00:00Z">
+        <w:r>
+          <w:t xml:space="preserve">is false for every</w:t>
+        </w:r>
+      </w:ins>
+      <w:ins w:id="643" w:author="PR Preview" w:date="2026-01-01T00:00:00Z">
+        <w:r>
+          <w:t xml:space="preserve"> </w:t>
+        </w:r>
+      </w:ins>
+      <m:oMath>
+        <m:r>
+          <m:t>x</m:t>
+        </m:r>
+      </m:oMath>
+      <w:ins w:id="644" w:author="PR Preview" w:date="2026-01-01T00:00:00Z">
+        <w:r>
+          <w:t xml:space="preserve"> </w:t>
+        </w:r>
+      </w:ins>
+      <w:ins w:id="645" w:author="PR Preview" w:date="2026-01-01T00:00:00Z">
+        <w:r>
+          <w:t xml:space="preserve">in</w:t>
+        </w:r>
+      </w:ins>
+      <w:ins w:id="646" w:author="PR Preview" w:date="2026-01-01T00:00:00Z">
+        <w:r>
+          <w:t xml:space="preserve"> </w:t>
+        </w:r>
+      </w:ins>
+      <m:oMath>
+        <m:r>
+          <m:t>S</m:t>
+        </m:r>
+      </m:oMath>
+      <w:ins w:id="647" w:author="PR Preview" w:date="2026-01-01T00:00:00Z">
+        <w:r>
+          <w:t xml:space="preserve">.</w:t>
+        </w:r>
+      </w:ins>
+    </w:p>
+    <w:p>
+      <w:pPr>
+        <w:pStyle w:val="FirstParagraph"/>
+      </w:pPr>
+      <w:ins w:id="648" w:author="PR Preview" w:date="2026-01-01T00:00:00Z">
+        <w:r>
           <w:t xml:space="preserve">When</w:t>
         </w:r>
       </w:ins>
-      <w:ins w:id="591" w:author="PR Preview" w:date="2026-01-01T00:00:00Z">
+      <w:ins w:id="649" w:author="PR Preview" w:date="2026-01-01T00:00:00Z">
         <w:r>
           <w:t xml:space="preserve"> </w:t>
         </w:r>
@@ -6263,14 +6346,14 @@
           <m:t>S</m:t>
         </m:r>
       </m:oMath>
-      <w:ins w:id="592" w:author="PR Preview" w:date="2026-01-01T00:00:00Z">
-        <w:r>
-          <w:t xml:space="preserve"> </w:t>
-        </w:r>
-      </w:ins>
-      <w:ins w:id="593" w:author="PR Preview" w:date="2026-01-01T00:00:00Z">
-        <w:r>
-          <w:t xml:space="preserve">is infinite, the last two rows need a proof rather than a check of each element.</w:t>
+      <w:ins w:id="650" w:author="PR Preview" w:date="2026-01-01T00:00:00Z">
+        <w:r>
+          <w:t xml:space="preserve"> </w:t>
+        </w:r>
+      </w:ins>
+      <w:ins w:id="651" w:author="PR Preview" w:date="2026-01-01T00:00:00Z">
+        <w:r>
+          <w:t xml:space="preserve">is infinite, the last two need a proof rather than a check of each element.</w:t>
         </w:r>
       </w:ins>
     </w:p>
@@ -6281,7 +6364,7 @@
       <w:pPr>
         <w:pStyle w:val="Heading1"/>
       </w:pPr>
-      <w:ins w:id="594" w:author="PR Preview" w:date="2026-01-01T00:00:00Z">
+      <w:ins w:id="652" w:author="PR Preview" w:date="2026-01-01T00:00:00Z">
         <w:r>
           <w:t xml:space="preserve">4. Quantified conditionals</w:t>
         </w:r>
@@ -6292,7 +6375,7 @@
       <w:pPr>
         <w:pStyle w:val="FirstParagraph"/>
       </w:pPr>
-      <w:ins w:id="595" w:author="PR Preview" w:date="2026-01-01T00:00:00Z">
+      <w:ins w:id="653" w:author="PR Preview" w:date="2026-01-01T00:00:00Z">
         <w:r>
           <w:rPr>
             <w:b/>
@@ -6301,7 +6384,7 @@
           <w:t xml:space="preserve">Exercise 5 (A hidden</w:t>
         </w:r>
       </w:ins>
-      <w:ins w:id="596" w:author="PR Preview" w:date="2026-01-01T00:00:00Z">
+      <w:ins w:id="654" w:author="PR Preview" w:date="2026-01-01T00:00:00Z">
         <w:r>
           <w:rPr>
             <w:b/>
@@ -6310,7 +6393,7 @@
           <w:t xml:space="preserve"> </w:t>
         </w:r>
       </w:ins>
-      <w:ins w:id="597" w:author="PR Preview" w:date="2026-01-01T00:00:00Z">
+      <w:ins w:id="655" w:author="PR Preview" w:date="2026-01-01T00:00:00Z">
         <w:r>
           <w:rPr>
             <w:b/>
@@ -6319,7 +6402,7 @@
           <w:t xml:space="preserve">“for all”</w:t>
         </w:r>
       </w:ins>
-      <w:ins w:id="598" w:author="PR Preview" w:date="2026-01-01T00:00:00Z">
+      <w:ins w:id="656" w:author="PR Preview" w:date="2026-01-01T00:00:00Z">
         <w:r>
           <w:rPr>
             <w:b/>
@@ -6328,42 +6411,42 @@
           <w:t xml:space="preserve">)</w:t>
         </w:r>
       </w:ins>
-      <w:ins w:id="599" w:author="PR Preview" w:date="2026-01-01T00:00:00Z">
-        <w:r>
-          <w:t xml:space="preserve"> </w:t>
-        </w:r>
-      </w:ins>
-      <w:ins w:id="600" w:author="PR Preview" w:date="2026-01-01T00:00:00Z">
+      <w:ins w:id="657" w:author="PR Preview" w:date="2026-01-01T00:00:00Z">
+        <w:r>
+          <w:t xml:space="preserve"> </w:t>
+        </w:r>
+      </w:ins>
+      <w:ins w:id="658" w:author="PR Preview" w:date="2026-01-01T00:00:00Z">
         <w:r>
           <w:t xml:space="preserve">Consider the sentence</w:t>
         </w:r>
       </w:ins>
-      <w:ins w:id="601" w:author="PR Preview" w:date="2026-01-01T00:00:00Z">
-        <w:r>
-          <w:t xml:space="preserve"> </w:t>
-        </w:r>
-      </w:ins>
-      <w:ins w:id="602" w:author="PR Preview" w:date="2026-01-01T00:00:00Z">
+      <w:ins w:id="659" w:author="PR Preview" w:date="2026-01-01T00:00:00Z">
+        <w:r>
+          <w:t xml:space="preserve"> </w:t>
+        </w:r>
+      </w:ins>
+      <w:ins w:id="660" w:author="PR Preview" w:date="2026-01-01T00:00:00Z">
         <w:r>
           <w:t xml:space="preserve">“if a string has more than 3 characters, then it is not empty”</w:t>
         </w:r>
       </w:ins>
-      <w:ins w:id="603" w:author="PR Preview" w:date="2026-01-01T00:00:00Z">
+      <w:ins w:id="661" w:author="PR Preview" w:date="2026-01-01T00:00:00Z">
         <w:r>
           <w:t xml:space="preserve">.</w:t>
         </w:r>
       </w:ins>
-      <w:ins w:id="604" w:author="PR Preview" w:date="2026-01-01T00:00:00Z">
-        <w:r>
-          <w:t xml:space="preserve"> </w:t>
-        </w:r>
-      </w:ins>
-      <w:ins w:id="605" w:author="PR Preview" w:date="2026-01-01T00:00:00Z">
+      <w:ins w:id="662" w:author="PR Preview" w:date="2026-01-01T00:00:00Z">
+        <w:r>
+          <w:t xml:space="preserve"> </w:t>
+        </w:r>
+      </w:ins>
+      <w:ins w:id="663" w:author="PR Preview" w:date="2026-01-01T00:00:00Z">
         <w:r>
           <w:t xml:space="preserve">Let</w:t>
         </w:r>
       </w:ins>
-      <w:ins w:id="606" w:author="PR Preview" w:date="2026-01-01T00:00:00Z">
+      <w:ins w:id="664" w:author="PR Preview" w:date="2026-01-01T00:00:00Z">
         <w:r>
           <w:t xml:space="preserve"> </w:t>
         </w:r>
@@ -6388,22 +6471,22 @@
           <m:t>)</m:t>
         </m:r>
       </m:oMath>
-      <w:ins w:id="607" w:author="PR Preview" w:date="2026-01-01T00:00:00Z">
-        <w:r>
-          <w:t xml:space="preserve"> </w:t>
-        </w:r>
-      </w:ins>
-      <w:ins w:id="608" w:author="PR Preview" w:date="2026-01-01T00:00:00Z">
+      <w:ins w:id="665" w:author="PR Preview" w:date="2026-01-01T00:00:00Z">
+        <w:r>
+          <w:t xml:space="preserve"> </w:t>
+        </w:r>
+      </w:ins>
+      <w:ins w:id="666" w:author="PR Preview" w:date="2026-01-01T00:00:00Z">
         <w:r>
           <w:t xml:space="preserve">be</w:t>
         </w:r>
       </w:ins>
-      <w:ins w:id="609" w:author="PR Preview" w:date="2026-01-01T00:00:00Z">
-        <w:r>
-          <w:t xml:space="preserve"> </w:t>
-        </w:r>
-      </w:ins>
-      <w:ins w:id="610" w:author="PR Preview" w:date="2026-01-01T00:00:00Z">
+      <w:ins w:id="667" w:author="PR Preview" w:date="2026-01-01T00:00:00Z">
+        <w:r>
+          <w:t xml:space="preserve"> </w:t>
+        </w:r>
+      </w:ins>
+      <w:ins w:id="668" w:author="PR Preview" w:date="2026-01-01T00:00:00Z">
         <w:r>
           <w:t xml:space="preserve">“</w:t>
         </w:r>
@@ -6413,27 +6496,27 @@
           <m:t>s</m:t>
         </m:r>
       </m:oMath>
-      <w:ins w:id="611" w:author="PR Preview" w:date="2026-01-01T00:00:00Z">
-        <w:r>
-          <w:t xml:space="preserve"> </w:t>
-        </w:r>
-      </w:ins>
-      <w:ins w:id="612" w:author="PR Preview" w:date="2026-01-01T00:00:00Z">
+      <w:ins w:id="669" w:author="PR Preview" w:date="2026-01-01T00:00:00Z">
+        <w:r>
+          <w:t xml:space="preserve"> </w:t>
+        </w:r>
+      </w:ins>
+      <w:ins w:id="670" w:author="PR Preview" w:date="2026-01-01T00:00:00Z">
         <w:r>
           <w:t xml:space="preserve">has more than 3 characters”</w:t>
         </w:r>
       </w:ins>
-      <w:ins w:id="613" w:author="PR Preview" w:date="2026-01-01T00:00:00Z">
-        <w:r>
-          <w:t xml:space="preserve"> </w:t>
-        </w:r>
-      </w:ins>
-      <w:ins w:id="614" w:author="PR Preview" w:date="2026-01-01T00:00:00Z">
+      <w:ins w:id="671" w:author="PR Preview" w:date="2026-01-01T00:00:00Z">
+        <w:r>
+          <w:t xml:space="preserve"> </w:t>
+        </w:r>
+      </w:ins>
+      <w:ins w:id="672" w:author="PR Preview" w:date="2026-01-01T00:00:00Z">
         <w:r>
           <w:t xml:space="preserve">and</w:t>
         </w:r>
       </w:ins>
-      <w:ins w:id="615" w:author="PR Preview" w:date="2026-01-01T00:00:00Z">
+      <w:ins w:id="673" w:author="PR Preview" w:date="2026-01-01T00:00:00Z">
         <w:r>
           <w:t xml:space="preserve"> </w:t>
         </w:r>
@@ -6458,22 +6541,22 @@
           <m:t>)</m:t>
         </m:r>
       </m:oMath>
-      <w:ins w:id="616" w:author="PR Preview" w:date="2026-01-01T00:00:00Z">
-        <w:r>
-          <w:t xml:space="preserve"> </w:t>
-        </w:r>
-      </w:ins>
-      <w:ins w:id="617" w:author="PR Preview" w:date="2026-01-01T00:00:00Z">
+      <w:ins w:id="674" w:author="PR Preview" w:date="2026-01-01T00:00:00Z">
+        <w:r>
+          <w:t xml:space="preserve"> </w:t>
+        </w:r>
+      </w:ins>
+      <w:ins w:id="675" w:author="PR Preview" w:date="2026-01-01T00:00:00Z">
         <w:r>
           <w:t xml:space="preserve">be</w:t>
         </w:r>
       </w:ins>
-      <w:ins w:id="618" w:author="PR Preview" w:date="2026-01-01T00:00:00Z">
-        <w:r>
-          <w:t xml:space="preserve"> </w:t>
-        </w:r>
-      </w:ins>
-      <w:ins w:id="619" w:author="PR Preview" w:date="2026-01-01T00:00:00Z">
+      <w:ins w:id="676" w:author="PR Preview" w:date="2026-01-01T00:00:00Z">
+        <w:r>
+          <w:t xml:space="preserve"> </w:t>
+        </w:r>
+      </w:ins>
+      <w:ins w:id="677" w:author="PR Preview" w:date="2026-01-01T00:00:00Z">
         <w:r>
           <w:t xml:space="preserve">“</w:t>
         </w:r>
@@ -6483,32 +6566,32 @@
           <m:t>s</m:t>
         </m:r>
       </m:oMath>
-      <w:ins w:id="620" w:author="PR Preview" w:date="2026-01-01T00:00:00Z">
-        <w:r>
-          <w:t xml:space="preserve"> </w:t>
-        </w:r>
-      </w:ins>
-      <w:ins w:id="621" w:author="PR Preview" w:date="2026-01-01T00:00:00Z">
+      <w:ins w:id="678" w:author="PR Preview" w:date="2026-01-01T00:00:00Z">
+        <w:r>
+          <w:t xml:space="preserve"> </w:t>
+        </w:r>
+      </w:ins>
+      <w:ins w:id="679" w:author="PR Preview" w:date="2026-01-01T00:00:00Z">
         <w:r>
           <w:t xml:space="preserve">is not empty”</w:t>
         </w:r>
       </w:ins>
-      <w:ins w:id="622" w:author="PR Preview" w:date="2026-01-01T00:00:00Z">
+      <w:ins w:id="680" w:author="PR Preview" w:date="2026-01-01T00:00:00Z">
         <w:r>
           <w:t xml:space="preserve">,</w:t>
         </w:r>
       </w:ins>
-      <w:ins w:id="623" w:author="PR Preview" w:date="2026-01-01T00:00:00Z">
-        <w:r>
-          <w:t xml:space="preserve"> </w:t>
-        </w:r>
-      </w:ins>
-      <w:ins w:id="624" w:author="PR Preview" w:date="2026-01-01T00:00:00Z">
+      <w:ins w:id="681" w:author="PR Preview" w:date="2026-01-01T00:00:00Z">
+        <w:r>
+          <w:t xml:space="preserve"> </w:t>
+        </w:r>
+      </w:ins>
+      <w:ins w:id="682" w:author="PR Preview" w:date="2026-01-01T00:00:00Z">
         <w:r>
           <w:t xml:space="preserve">for strings</w:t>
         </w:r>
       </w:ins>
-      <w:ins w:id="625" w:author="PR Preview" w:date="2026-01-01T00:00:00Z">
+      <w:ins w:id="683" w:author="PR Preview" w:date="2026-01-01T00:00:00Z">
         <w:r>
           <w:t xml:space="preserve"> </w:t>
         </w:r>
@@ -6518,7 +6601,7 @@
           <m:t>s</m:t>
         </m:r>
       </m:oMath>
-      <w:ins w:id="626" w:author="PR Preview" w:date="2026-01-01T00:00:00Z">
+      <w:ins w:id="684" w:author="PR Preview" w:date="2026-01-01T00:00:00Z">
         <w:r>
           <w:t xml:space="preserve">.</w:t>
         </w:r>
@@ -6529,10 +6612,10 @@
         <w:pStyle w:val="Compact"/>
         <w:numPr>
           <w:ilvl w:val="0"/>
-          <w:numId w:val="1009"/>
+          <w:numId w:val="1010"/>
         </w:numPr>
       </w:pPr>
-      <w:ins w:id="627" w:author="PR Preview" w:date="2026-01-01T00:00:00Z">
+      <w:ins w:id="685" w:author="PR Preview" w:date="2026-01-01T00:00:00Z">
         <w:r>
           <w:t xml:space="preserve">Write the sentence in symbols, with its quantifier.</w:t>
         </w:r>
@@ -6543,10 +6626,10 @@
         <w:pStyle w:val="Compact"/>
         <w:numPr>
           <w:ilvl w:val="0"/>
-          <w:numId w:val="1009"/>
+          <w:numId w:val="1010"/>
         </w:numPr>
       </w:pPr>
-      <w:ins w:id="628" w:author="PR Preview" w:date="2026-01-01T00:00:00Z">
+      <w:ins w:id="686" w:author="PR Preview" w:date="2026-01-01T00:00:00Z">
         <w:r>
           <w:t xml:space="preserve">Is it true?</w:t>
         </w:r>
@@ -6557,16 +6640,16 @@
         <w:pStyle w:val="Compact"/>
         <w:numPr>
           <w:ilvl w:val="0"/>
-          <w:numId w:val="1009"/>
+          <w:numId w:val="1010"/>
         </w:numPr>
       </w:pPr>
-      <w:ins w:id="629" w:author="PR Preview" w:date="2026-01-01T00:00:00Z">
+      <w:ins w:id="687" w:author="PR Preview" w:date="2026-01-01T00:00:00Z">
         <w:r>
           <w:t xml:space="preserve">Is its converse (</w:t>
         </w:r>
       </w:ins>
       <w:hyperlink r:id="rId42">
-        <w:ins w:id="630" w:author="PR Preview" w:date="2026-01-01T00:00:00Z">
+        <w:ins w:id="688" w:author="PR Preview" w:date="2026-01-01T00:00:00Z">
           <w:r>
             <w:rPr>
               <w:rStyle w:val="Hyperlink"/>
@@ -6575,7 +6658,7 @@
           </w:r>
         </w:ins>
       </w:hyperlink>
-      <w:ins w:id="631" w:author="PR Preview" w:date="2026-01-01T00:00:00Z">
+      <w:ins w:id="689" w:author="PR Preview" w:date="2026-01-01T00:00:00Z">
         <w:r>
           <w:t xml:space="preserve">) true?</w:t>
         </w:r>
@@ -6587,7 +6670,7 @@
       <w:pPr>
         <w:pStyle w:val="FirstParagraph"/>
       </w:pPr>
-      <w:ins w:id="632" w:author="PR Preview" w:date="2026-01-01T00:00:00Z">
+      <w:ins w:id="690" w:author="PR Preview" w:date="2026-01-01T00:00:00Z">
         <w:r>
           <w:rPr>
             <w:i/>
@@ -6596,7 +6679,7 @@
           <w:t xml:space="preserve">Solution 5</w:t>
         </w:r>
       </w:ins>
-      <w:ins w:id="633" w:author="PR Preview" w:date="2026-01-01T00:00:00Z">
+      <w:ins w:id="691" w:author="PR Preview" w:date="2026-01-01T00:00:00Z">
         <w:r>
           <w:t xml:space="preserve">. </w:t>
         </w:r>
@@ -6607,15 +6690,15 @@
         <w:pStyle w:val="Compact"/>
         <w:numPr>
           <w:ilvl w:val="0"/>
-          <w:numId w:val="1010"/>
+          <w:numId w:val="1011"/>
         </w:numPr>
       </w:pPr>
-      <w:ins w:id="634" w:author="PR Preview" w:date="2026-01-01T00:00:00Z">
+      <w:ins w:id="692" w:author="PR Preview" w:date="2026-01-01T00:00:00Z">
         <w:r>
           <w:t xml:space="preserve">The sentence is about every string, so it is</w:t>
         </w:r>
       </w:ins>
-      <w:ins w:id="635" w:author="PR Preview" w:date="2026-01-01T00:00:00Z">
+      <w:ins w:id="693" w:author="PR Preview" w:date="2026-01-01T00:00:00Z">
         <w:r>
           <w:t xml:space="preserve"> </w:t>
         </w:r>
@@ -6691,7 +6774,7 @@
           <m:t>)</m:t>
         </m:r>
       </m:oMath>
-      <w:ins w:id="636" w:author="PR Preview" w:date="2026-01-01T00:00:00Z">
+      <w:ins w:id="694" w:author="PR Preview" w:date="2026-01-01T00:00:00Z">
         <w:r>
           <w:t xml:space="preserve">.</w:t>
         </w:r>
@@ -6702,10 +6785,10 @@
         <w:pStyle w:val="Compact"/>
         <w:numPr>
           <w:ilvl w:val="0"/>
-          <w:numId w:val="1010"/>
+          <w:numId w:val="1011"/>
         </w:numPr>
       </w:pPr>
-      <w:ins w:id="637" w:author="PR Preview" w:date="2026-01-01T00:00:00Z">
+      <w:ins w:id="695" w:author="PR Preview" w:date="2026-01-01T00:00:00Z">
         <w:r>
           <w:t xml:space="preserve">True: a string with more than 3 characters has at least 1 character, so it is not empty.</w:t>
         </w:r>
@@ -6716,15 +6799,15 @@
         <w:pStyle w:val="Compact"/>
         <w:numPr>
           <w:ilvl w:val="0"/>
-          <w:numId w:val="1010"/>
+          <w:numId w:val="1011"/>
         </w:numPr>
       </w:pPr>
-      <w:ins w:id="638" w:author="PR Preview" w:date="2026-01-01T00:00:00Z">
+      <w:ins w:id="696" w:author="PR Preview" w:date="2026-01-01T00:00:00Z">
         <w:r>
           <w:t xml:space="preserve">The converse is</w:t>
         </w:r>
       </w:ins>
-      <w:ins w:id="639" w:author="PR Preview" w:date="2026-01-01T00:00:00Z">
+      <w:ins w:id="697" w:author="PR Preview" w:date="2026-01-01T00:00:00Z">
         <w:r>
           <w:t xml:space="preserve"> </w:t>
         </w:r>
@@ -6800,52 +6883,52 @@
           <m:t>)</m:t>
         </m:r>
       </m:oMath>
-      <w:ins w:id="640" w:author="PR Preview" w:date="2026-01-01T00:00:00Z">
+      <w:ins w:id="698" w:author="PR Preview" w:date="2026-01-01T00:00:00Z">
         <w:r>
           <w:t xml:space="preserve">:</w:t>
         </w:r>
       </w:ins>
-      <w:ins w:id="641" w:author="PR Preview" w:date="2026-01-01T00:00:00Z">
-        <w:r>
-          <w:t xml:space="preserve"> </w:t>
-        </w:r>
-      </w:ins>
-      <w:ins w:id="642" w:author="PR Preview" w:date="2026-01-01T00:00:00Z">
+      <w:ins w:id="699" w:author="PR Preview" w:date="2026-01-01T00:00:00Z">
+        <w:r>
+          <w:t xml:space="preserve"> </w:t>
+        </w:r>
+      </w:ins>
+      <w:ins w:id="700" w:author="PR Preview" w:date="2026-01-01T00:00:00Z">
         <w:r>
           <w:t xml:space="preserve">“if a string is not empty, then it has more than 3 characters”</w:t>
         </w:r>
       </w:ins>
-      <w:ins w:id="643" w:author="PR Preview" w:date="2026-01-01T00:00:00Z">
+      <w:ins w:id="701" w:author="PR Preview" w:date="2026-01-01T00:00:00Z">
         <w:r>
           <w:t xml:space="preserve">.</w:t>
         </w:r>
       </w:ins>
-      <w:ins w:id="644" w:author="PR Preview" w:date="2026-01-01T00:00:00Z">
-        <w:r>
-          <w:t xml:space="preserve"> </w:t>
-        </w:r>
-      </w:ins>
-      <w:ins w:id="645" w:author="PR Preview" w:date="2026-01-01T00:00:00Z">
+      <w:ins w:id="702" w:author="PR Preview" w:date="2026-01-01T00:00:00Z">
+        <w:r>
+          <w:t xml:space="preserve"> </w:t>
+        </w:r>
+      </w:ins>
+      <w:ins w:id="703" w:author="PR Preview" w:date="2026-01-01T00:00:00Z">
         <w:r>
           <w:t xml:space="preserve">It is false.</w:t>
         </w:r>
       </w:ins>
-      <w:ins w:id="646" w:author="PR Preview" w:date="2026-01-01T00:00:00Z">
-        <w:r>
-          <w:t xml:space="preserve"> </w:t>
-        </w:r>
-      </w:ins>
-      <w:ins w:id="647" w:author="PR Preview" w:date="2026-01-01T00:00:00Z">
+      <w:ins w:id="704" w:author="PR Preview" w:date="2026-01-01T00:00:00Z">
+        <w:r>
+          <w:t xml:space="preserve"> </w:t>
+        </w:r>
+      </w:ins>
+      <w:ins w:id="705" w:author="PR Preview" w:date="2026-01-01T00:00:00Z">
         <w:r>
           <w:t xml:space="preserve">The string</w:t>
         </w:r>
       </w:ins>
-      <w:ins w:id="648" w:author="PR Preview" w:date="2026-01-01T00:00:00Z">
-        <w:r>
-          <w:t xml:space="preserve"> </w:t>
-        </w:r>
-      </w:ins>
-      <w:ins w:id="649" w:author="PR Preview" w:date="2026-01-01T00:00:00Z">
+      <w:ins w:id="706" w:author="PR Preview" w:date="2026-01-01T00:00:00Z">
+        <w:r>
+          <w:t xml:space="preserve"> </w:t>
+        </w:r>
+      </w:ins>
+      <w:ins w:id="707" w:author="PR Preview" w:date="2026-01-01T00:00:00Z">
         <w:r>
           <w:rPr>
             <w:rStyle w:val="VerbatimChar"/>
@@ -6853,22 +6936,22 @@
           <w:t xml:space="preserve">"ab"</w:t>
         </w:r>
       </w:ins>
-      <w:ins w:id="650" w:author="PR Preview" w:date="2026-01-01T00:00:00Z">
-        <w:r>
-          <w:t xml:space="preserve"> </w:t>
-        </w:r>
-      </w:ins>
-      <w:ins w:id="651" w:author="PR Preview" w:date="2026-01-01T00:00:00Z">
+      <w:ins w:id="708" w:author="PR Preview" w:date="2026-01-01T00:00:00Z">
+        <w:r>
+          <w:t xml:space="preserve"> </w:t>
+        </w:r>
+      </w:ins>
+      <w:ins w:id="709" w:author="PR Preview" w:date="2026-01-01T00:00:00Z">
         <w:r>
           <w:t xml:space="preserve">is a counterexample:</w:t>
         </w:r>
       </w:ins>
-      <w:ins w:id="652" w:author="PR Preview" w:date="2026-01-01T00:00:00Z">
-        <w:r>
-          <w:t xml:space="preserve"> </w:t>
-        </w:r>
-      </w:ins>
-      <w:ins w:id="653" w:author="PR Preview" w:date="2026-01-01T00:00:00Z">
+      <w:ins w:id="710" w:author="PR Preview" w:date="2026-01-01T00:00:00Z">
+        <w:r>
+          <w:t xml:space="preserve"> </w:t>
+        </w:r>
+      </w:ins>
+      <w:ins w:id="711" w:author="PR Preview" w:date="2026-01-01T00:00:00Z">
         <w:r>
           <w:t xml:space="preserve">it is not empty, but it has only 2 characters.</w:t>
         </w:r>
@@ -6880,7 +6963,7 @@
       <w:pPr>
         <w:pStyle w:val="FirstParagraph"/>
       </w:pPr>
-      <w:ins w:id="654" w:author="PR Preview" w:date="2026-01-01T00:00:00Z">
+      <w:ins w:id="712" w:author="PR Preview" w:date="2026-01-01T00:00:00Z">
         <w:r>
           <w:rPr>
             <w:i/>
@@ -6889,52 +6972,52 @@
           <w:t xml:space="preserve">Remark 6</w:t>
         </w:r>
       </w:ins>
-      <w:ins w:id="655" w:author="PR Preview" w:date="2026-01-01T00:00:00Z">
+      <w:ins w:id="713" w:author="PR Preview" w:date="2026-01-01T00:00:00Z">
         <w:r>
           <w:t xml:space="preserve"> (A conditional about a variable means</w:t>
         </w:r>
       </w:ins>
-      <w:ins w:id="656" w:author="PR Preview" w:date="2026-01-01T00:00:00Z">
-        <w:r>
-          <w:t xml:space="preserve"> </w:t>
-        </w:r>
-      </w:ins>
-      <w:ins w:id="657" w:author="PR Preview" w:date="2026-01-01T00:00:00Z">
+      <w:ins w:id="714" w:author="PR Preview" w:date="2026-01-01T00:00:00Z">
+        <w:r>
+          <w:t xml:space="preserve"> </w:t>
+        </w:r>
+      </w:ins>
+      <w:ins w:id="715" w:author="PR Preview" w:date="2026-01-01T00:00:00Z">
         <w:r>
           <w:t xml:space="preserve">“for all”</w:t>
         </w:r>
       </w:ins>
-      <w:ins w:id="658" w:author="PR Preview" w:date="2026-01-01T00:00:00Z">
+      <w:ins w:id="716" w:author="PR Preview" w:date="2026-01-01T00:00:00Z">
         <w:r>
           <w:t xml:space="preserve">). </w:t>
         </w:r>
       </w:ins>
-      <w:ins w:id="659" w:author="PR Preview" w:date="2026-01-01T00:00:00Z">
+      <w:ins w:id="717" w:author="PR Preview" w:date="2026-01-01T00:00:00Z">
         <w:r>
           <w:t xml:space="preserve">By convention, a conditional whose parts are predicates,</w:t>
         </w:r>
       </w:ins>
-      <w:ins w:id="660" w:author="PR Preview" w:date="2026-01-01T00:00:00Z">
-        <w:r>
-          <w:t xml:space="preserve"> </w:t>
-        </w:r>
-      </w:ins>
-      <w:ins w:id="661" w:author="PR Preview" w:date="2026-01-01T00:00:00Z">
+      <w:ins w:id="718" w:author="PR Preview" w:date="2026-01-01T00:00:00Z">
+        <w:r>
+          <w:t xml:space="preserve"> </w:t>
+        </w:r>
+      </w:ins>
+      <w:ins w:id="719" w:author="PR Preview" w:date="2026-01-01T00:00:00Z">
         <w:r>
           <w:t xml:space="preserve">such as</w:t>
         </w:r>
       </w:ins>
-      <w:ins w:id="662" w:author="PR Preview" w:date="2026-01-01T00:00:00Z">
-        <w:r>
-          <w:t xml:space="preserve"> </w:t>
-        </w:r>
-      </w:ins>
-      <w:ins w:id="663" w:author="PR Preview" w:date="2026-01-01T00:00:00Z">
+      <w:ins w:id="720" w:author="PR Preview" w:date="2026-01-01T00:00:00Z">
+        <w:r>
+          <w:t xml:space="preserve"> </w:t>
+        </w:r>
+      </w:ins>
+      <w:ins w:id="721" w:author="PR Preview" w:date="2026-01-01T00:00:00Z">
         <w:r>
           <w:t xml:space="preserve">“if</w:t>
         </w:r>
       </w:ins>
-      <w:ins w:id="664" w:author="PR Preview" w:date="2026-01-01T00:00:00Z">
+      <w:ins w:id="722" w:author="PR Preview" w:date="2026-01-01T00:00:00Z">
         <w:r>
           <w:t xml:space="preserve"> </w:t>
         </w:r>
@@ -6953,12 +7036,12 @@
           <m:t>3</m:t>
         </m:r>
       </m:oMath>
-      <w:ins w:id="665" w:author="PR Preview" w:date="2026-01-01T00:00:00Z">
+      <w:ins w:id="723" w:author="PR Preview" w:date="2026-01-01T00:00:00Z">
         <w:r>
           <w:t xml:space="preserve">, then</w:t>
         </w:r>
       </w:ins>
-      <w:ins w:id="666" w:author="PR Preview" w:date="2026-01-01T00:00:00Z">
+      <w:ins w:id="724" w:author="PR Preview" w:date="2026-01-01T00:00:00Z">
         <w:r>
           <w:t xml:space="preserve"> </w:t>
         </w:r>
@@ -6977,27 +7060,27 @@
           <m:t>1</m:t>
         </m:r>
       </m:oMath>
-      <w:ins w:id="667" w:author="PR Preview" w:date="2026-01-01T00:00:00Z">
+      <w:ins w:id="725" w:author="PR Preview" w:date="2026-01-01T00:00:00Z">
         <w:r>
           <w:t xml:space="preserve">”</w:t>
         </w:r>
       </w:ins>
-      <w:ins w:id="668" w:author="PR Preview" w:date="2026-01-01T00:00:00Z">
+      <w:ins w:id="726" w:author="PR Preview" w:date="2026-01-01T00:00:00Z">
         <w:r>
           <w:t xml:space="preserve">,</w:t>
         </w:r>
       </w:ins>
-      <w:ins w:id="669" w:author="PR Preview" w:date="2026-01-01T00:00:00Z">
-        <w:r>
-          <w:t xml:space="preserve"> </w:t>
-        </w:r>
-      </w:ins>
-      <w:ins w:id="670" w:author="PR Preview" w:date="2026-01-01T00:00:00Z">
+      <w:ins w:id="727" w:author="PR Preview" w:date="2026-01-01T00:00:00Z">
+        <w:r>
+          <w:t xml:space="preserve"> </w:t>
+        </w:r>
+      </w:ins>
+      <w:ins w:id="728" w:author="PR Preview" w:date="2026-01-01T00:00:00Z">
         <w:r>
           <w:t xml:space="preserve">means the universal statement</w:t>
         </w:r>
       </w:ins>
-      <w:ins w:id="671" w:author="PR Preview" w:date="2026-01-01T00:00:00Z">
+      <w:ins w:id="729" w:author="PR Preview" w:date="2026-01-01T00:00:00Z">
         <w:r>
           <w:t xml:space="preserve"> </w:t>
         </w:r>
@@ -7061,57 +7144,57 @@
           <m:t>)</m:t>
         </m:r>
       </m:oMath>
-      <w:ins w:id="672" w:author="PR Preview" w:date="2026-01-01T00:00:00Z">
+      <w:ins w:id="730" w:author="PR Preview" w:date="2026-01-01T00:00:00Z">
         <w:r>
           <w:t xml:space="preserve">,</w:t>
         </w:r>
       </w:ins>
-      <w:ins w:id="673" w:author="PR Preview" w:date="2026-01-01T00:00:00Z">
-        <w:r>
-          <w:t xml:space="preserve"> </w:t>
-        </w:r>
-      </w:ins>
-      <w:ins w:id="674" w:author="PR Preview" w:date="2026-01-01T00:00:00Z">
+      <w:ins w:id="731" w:author="PR Preview" w:date="2026-01-01T00:00:00Z">
+        <w:r>
+          <w:t xml:space="preserve"> </w:t>
+        </w:r>
+      </w:ins>
+      <w:ins w:id="732" w:author="PR Preview" w:date="2026-01-01T00:00:00Z">
         <w:r>
           <w:t xml:space="preserve">even though no quantifier is written.</w:t>
         </w:r>
       </w:ins>
-      <w:ins w:id="675" w:author="PR Preview" w:date="2026-01-01T00:00:00Z">
-        <w:r>
-          <w:t xml:space="preserve"> </w:t>
-        </w:r>
-      </w:ins>
-      <w:ins w:id="676" w:author="PR Preview" w:date="2026-01-01T00:00:00Z">
+      <w:ins w:id="733" w:author="PR Preview" w:date="2026-01-01T00:00:00Z">
+        <w:r>
+          <w:t xml:space="preserve"> </w:t>
+        </w:r>
+      </w:ins>
+      <w:ins w:id="734" w:author="PR Preview" w:date="2026-01-01T00:00:00Z">
         <w:r>
           <w:t xml:space="preserve">Mathematical statements leave out</w:t>
         </w:r>
       </w:ins>
-      <w:ins w:id="677" w:author="PR Preview" w:date="2026-01-01T00:00:00Z">
-        <w:r>
-          <w:t xml:space="preserve"> </w:t>
-        </w:r>
-      </w:ins>
-      <w:ins w:id="678" w:author="PR Preview" w:date="2026-01-01T00:00:00Z">
+      <w:ins w:id="735" w:author="PR Preview" w:date="2026-01-01T00:00:00Z">
+        <w:r>
+          <w:t xml:space="preserve"> </w:t>
+        </w:r>
+      </w:ins>
+      <w:ins w:id="736" w:author="PR Preview" w:date="2026-01-01T00:00:00Z">
         <w:r>
           <w:t xml:space="preserve">“for all”</w:t>
         </w:r>
       </w:ins>
-      <w:ins w:id="679" w:author="PR Preview" w:date="2026-01-01T00:00:00Z">
-        <w:r>
-          <w:t xml:space="preserve"> </w:t>
-        </w:r>
-      </w:ins>
-      <w:ins w:id="680" w:author="PR Preview" w:date="2026-01-01T00:00:00Z">
+      <w:ins w:id="737" w:author="PR Preview" w:date="2026-01-01T00:00:00Z">
+        <w:r>
+          <w:t xml:space="preserve"> </w:t>
+        </w:r>
+      </w:ins>
+      <w:ins w:id="738" w:author="PR Preview" w:date="2026-01-01T00:00:00Z">
         <w:r>
           <w:t xml:space="preserve">in this way all the time,</w:t>
         </w:r>
       </w:ins>
-      <w:ins w:id="681" w:author="PR Preview" w:date="2026-01-01T00:00:00Z">
-        <w:r>
-          <w:t xml:space="preserve"> </w:t>
-        </w:r>
-      </w:ins>
-      <w:ins w:id="682" w:author="PR Preview" w:date="2026-01-01T00:00:00Z">
+      <w:ins w:id="739" w:author="PR Preview" w:date="2026-01-01T00:00:00Z">
+        <w:r>
+          <w:t xml:space="preserve"> </w:t>
+        </w:r>
+      </w:ins>
+      <w:ins w:id="740" w:author="PR Preview" w:date="2026-01-01T00:00:00Z">
         <w:r>
           <w:t xml:space="preserve">so put it back before deciding whether the statement is true.</w:t>
         </w:r>
@@ -7124,7 +7207,7 @@
       <w:pPr>
         <w:pStyle w:val="Heading1"/>
       </w:pPr>
-      <w:ins w:id="683" w:author="PR Preview" w:date="2026-01-01T00:00:00Z">
+      <w:ins w:id="741" w:author="PR Preview" w:date="2026-01-01T00:00:00Z">
         <w:r>
           <w:t xml:space="preserve">5. Nested quantifiers</w:t>
         </w:r>
@@ -7135,7 +7218,7 @@
       <w:pPr>
         <w:pStyle w:val="FirstParagraph"/>
       </w:pPr>
-      <w:ins w:id="684" w:author="PR Preview" w:date="2026-01-01T00:00:00Z">
+      <w:ins w:id="742" w:author="PR Preview" w:date="2026-01-01T00:00:00Z">
         <w:r>
           <w:rPr>
             <w:b/>
@@ -7144,12 +7227,12 @@
           <w:t xml:space="preserve">Exercise 6 (Who takes what)</w:t>
         </w:r>
       </w:ins>
-      <w:ins w:id="685" w:author="PR Preview" w:date="2026-01-01T00:00:00Z">
-        <w:r>
-          <w:t xml:space="preserve"> </w:t>
-        </w:r>
-      </w:ins>
-      <w:ins w:id="686" w:author="PR Preview" w:date="2026-01-01T00:00:00Z">
+      <w:ins w:id="743" w:author="PR Preview" w:date="2026-01-01T00:00:00Z">
+        <w:r>
+          <w:t xml:space="preserve"> </w:t>
+        </w:r>
+      </w:ins>
+      <w:ins w:id="744" w:author="PR Preview" w:date="2026-01-01T00:00:00Z">
         <w:r>
           <w:t xml:space="preserve">Three students take courses as follows.</w:t>
         </w:r>
@@ -7269,12 +7352,12 @@
       <w:pPr>
         <w:pStyle w:val="BodyText"/>
       </w:pPr>
-      <w:ins w:id="687" w:author="PR Preview" w:date="2026-01-01T00:00:00Z">
+      <w:ins w:id="745" w:author="PR Preview" w:date="2026-01-01T00:00:00Z">
         <w:r>
           <w:t xml:space="preserve">Let</w:t>
         </w:r>
       </w:ins>
-      <w:ins w:id="688" w:author="PR Preview" w:date="2026-01-01T00:00:00Z">
+      <w:ins w:id="746" w:author="PR Preview" w:date="2026-01-01T00:00:00Z">
         <w:r>
           <w:t xml:space="preserve"> </w:t>
         </w:r>
@@ -7308,27 +7391,27 @@
           <m:t>)</m:t>
         </m:r>
       </m:oMath>
-      <w:ins w:id="689" w:author="PR Preview" w:date="2026-01-01T00:00:00Z">
-        <w:r>
-          <w:t xml:space="preserve"> </w:t>
-        </w:r>
-      </w:ins>
-      <w:ins w:id="690" w:author="PR Preview" w:date="2026-01-01T00:00:00Z">
+      <w:ins w:id="747" w:author="PR Preview" w:date="2026-01-01T00:00:00Z">
+        <w:r>
+          <w:t xml:space="preserve"> </w:t>
+        </w:r>
+      </w:ins>
+      <w:ins w:id="748" w:author="PR Preview" w:date="2026-01-01T00:00:00Z">
         <w:r>
           <w:t xml:space="preserve">be</w:t>
         </w:r>
       </w:ins>
-      <w:ins w:id="691" w:author="PR Preview" w:date="2026-01-01T00:00:00Z">
-        <w:r>
-          <w:t xml:space="preserve"> </w:t>
-        </w:r>
-      </w:ins>
-      <w:ins w:id="692" w:author="PR Preview" w:date="2026-01-01T00:00:00Z">
+      <w:ins w:id="749" w:author="PR Preview" w:date="2026-01-01T00:00:00Z">
+        <w:r>
+          <w:t xml:space="preserve"> </w:t>
+        </w:r>
+      </w:ins>
+      <w:ins w:id="750" w:author="PR Preview" w:date="2026-01-01T00:00:00Z">
         <w:r>
           <w:t xml:space="preserve">“student</w:t>
         </w:r>
       </w:ins>
-      <w:ins w:id="693" w:author="PR Preview" w:date="2026-01-01T00:00:00Z">
+      <w:ins w:id="751" w:author="PR Preview" w:date="2026-01-01T00:00:00Z">
         <w:r>
           <w:t xml:space="preserve"> </w:t>
         </w:r>
@@ -7338,17 +7421,17 @@
           <m:t>s</m:t>
         </m:r>
       </m:oMath>
-      <w:ins w:id="694" w:author="PR Preview" w:date="2026-01-01T00:00:00Z">
-        <w:r>
-          <w:t xml:space="preserve"> </w:t>
-        </w:r>
-      </w:ins>
-      <w:ins w:id="695" w:author="PR Preview" w:date="2026-01-01T00:00:00Z">
+      <w:ins w:id="752" w:author="PR Preview" w:date="2026-01-01T00:00:00Z">
+        <w:r>
+          <w:t xml:space="preserve"> </w:t>
+        </w:r>
+      </w:ins>
+      <w:ins w:id="753" w:author="PR Preview" w:date="2026-01-01T00:00:00Z">
         <w:r>
           <w:t xml:space="preserve">takes course</w:t>
         </w:r>
       </w:ins>
-      <w:ins w:id="696" w:author="PR Preview" w:date="2026-01-01T00:00:00Z">
+      <w:ins w:id="754" w:author="PR Preview" w:date="2026-01-01T00:00:00Z">
         <w:r>
           <w:t xml:space="preserve"> </w:t>
         </w:r>
@@ -7358,27 +7441,27 @@
           <m:t>c</m:t>
         </m:r>
       </m:oMath>
-      <w:ins w:id="697" w:author="PR Preview" w:date="2026-01-01T00:00:00Z">
+      <w:ins w:id="755" w:author="PR Preview" w:date="2026-01-01T00:00:00Z">
         <w:r>
           <w:t xml:space="preserve">”</w:t>
         </w:r>
       </w:ins>
-      <w:ins w:id="698" w:author="PR Preview" w:date="2026-01-01T00:00:00Z">
+      <w:ins w:id="756" w:author="PR Preview" w:date="2026-01-01T00:00:00Z">
         <w:r>
           <w:t xml:space="preserve">,</w:t>
         </w:r>
       </w:ins>
-      <w:ins w:id="699" w:author="PR Preview" w:date="2026-01-01T00:00:00Z">
-        <w:r>
-          <w:t xml:space="preserve"> </w:t>
-        </w:r>
-      </w:ins>
-      <w:ins w:id="700" w:author="PR Preview" w:date="2026-01-01T00:00:00Z">
+      <w:ins w:id="757" w:author="PR Preview" w:date="2026-01-01T00:00:00Z">
+        <w:r>
+          <w:t xml:space="preserve"> </w:t>
+        </w:r>
+      </w:ins>
+      <w:ins w:id="758" w:author="PR Preview" w:date="2026-01-01T00:00:00Z">
         <w:r>
           <w:t xml:space="preserve">where</w:t>
         </w:r>
       </w:ins>
-      <w:ins w:id="701" w:author="PR Preview" w:date="2026-01-01T00:00:00Z">
+      <w:ins w:id="759" w:author="PR Preview" w:date="2026-01-01T00:00:00Z">
         <w:r>
           <w:t xml:space="preserve"> </w:t>
         </w:r>
@@ -7388,27 +7471,27 @@
           <m:t>s</m:t>
         </m:r>
       </m:oMath>
-      <w:ins w:id="702" w:author="PR Preview" w:date="2026-01-01T00:00:00Z">
-        <w:r>
-          <w:t xml:space="preserve"> </w:t>
-        </w:r>
-      </w:ins>
-      <w:ins w:id="703" w:author="PR Preview" w:date="2026-01-01T00:00:00Z">
+      <w:ins w:id="760" w:author="PR Preview" w:date="2026-01-01T00:00:00Z">
+        <w:r>
+          <w:t xml:space="preserve"> </w:t>
+        </w:r>
+      </w:ins>
+      <w:ins w:id="761" w:author="PR Preview" w:date="2026-01-01T00:00:00Z">
         <w:r>
           <w:t xml:space="preserve">ranges over the students</w:t>
         </w:r>
       </w:ins>
-      <w:ins w:id="704" w:author="PR Preview" w:date="2026-01-01T00:00:00Z">
-        <w:r>
-          <w:t xml:space="preserve"> </w:t>
-        </w:r>
-      </w:ins>
-      <w:ins w:id="705" w:author="PR Preview" w:date="2026-01-01T00:00:00Z">
+      <w:ins w:id="762" w:author="PR Preview" w:date="2026-01-01T00:00:00Z">
+        <w:r>
+          <w:t xml:space="preserve"> </w:t>
+        </w:r>
+      </w:ins>
+      <w:ins w:id="763" w:author="PR Preview" w:date="2026-01-01T00:00:00Z">
         <w:r>
           <w:t xml:space="preserve">and</w:t>
         </w:r>
       </w:ins>
-      <w:ins w:id="706" w:author="PR Preview" w:date="2026-01-01T00:00:00Z">
+      <w:ins w:id="764" w:author="PR Preview" w:date="2026-01-01T00:00:00Z">
         <w:r>
           <w:t xml:space="preserve"> </w:t>
         </w:r>
@@ -7418,22 +7501,22 @@
           <m:t>c</m:t>
         </m:r>
       </m:oMath>
-      <w:ins w:id="707" w:author="PR Preview" w:date="2026-01-01T00:00:00Z">
-        <w:r>
-          <w:t xml:space="preserve"> </w:t>
-        </w:r>
-      </w:ins>
-      <w:ins w:id="708" w:author="PR Preview" w:date="2026-01-01T00:00:00Z">
+      <w:ins w:id="765" w:author="PR Preview" w:date="2026-01-01T00:00:00Z">
+        <w:r>
+          <w:t xml:space="preserve"> </w:t>
+        </w:r>
+      </w:ins>
+      <w:ins w:id="766" w:author="PR Preview" w:date="2026-01-01T00:00:00Z">
         <w:r>
           <w:t xml:space="preserve">over the courses 201, 241 and 247.</w:t>
         </w:r>
       </w:ins>
-      <w:ins w:id="709" w:author="PR Preview" w:date="2026-01-01T00:00:00Z">
-        <w:r>
-          <w:t xml:space="preserve"> </w:t>
-        </w:r>
-      </w:ins>
-      <w:ins w:id="710" w:author="PR Preview" w:date="2026-01-01T00:00:00Z">
+      <w:ins w:id="767" w:author="PR Preview" w:date="2026-01-01T00:00:00Z">
+        <w:r>
+          <w:t xml:space="preserve"> </w:t>
+        </w:r>
+      </w:ins>
+      <w:ins w:id="768" w:author="PR Preview" w:date="2026-01-01T00:00:00Z">
         <w:r>
           <w:t xml:space="preserve">Which of these are true?</w:t>
         </w:r>
@@ -7444,7 +7527,7 @@
         <w:pStyle w:val="Compact"/>
         <w:numPr>
           <w:ilvl w:val="0"/>
-          <w:numId w:val="1011"/>
+          <w:numId w:val="1012"/>
         </w:numPr>
       </w:pPr>
       <m:oMath>
@@ -7506,7 +7589,7 @@
           <m:t>)</m:t>
         </m:r>
       </m:oMath>
-      <w:ins w:id="711" w:author="PR Preview" w:date="2026-01-01T00:00:00Z">
+      <w:ins w:id="769" w:author="PR Preview" w:date="2026-01-01T00:00:00Z">
         <w:r>
           <w:t xml:space="preserve">​</w:t>
         </w:r>
@@ -7517,7 +7600,7 @@
         <w:pStyle w:val="Compact"/>
         <w:numPr>
           <w:ilvl w:val="0"/>
-          <w:numId w:val="1011"/>
+          <w:numId w:val="1012"/>
         </w:numPr>
       </w:pPr>
       <m:oMath>
@@ -7579,7 +7662,7 @@
           <m:t>)</m:t>
         </m:r>
       </m:oMath>
-      <w:ins w:id="712" w:author="PR Preview" w:date="2026-01-01T00:00:00Z">
+      <w:ins w:id="770" w:author="PR Preview" w:date="2026-01-01T00:00:00Z">
         <w:r>
           <w:t xml:space="preserve">​</w:t>
         </w:r>
@@ -7590,7 +7673,7 @@
         <w:pStyle w:val="Compact"/>
         <w:numPr>
           <w:ilvl w:val="0"/>
-          <w:numId w:val="1011"/>
+          <w:numId w:val="1012"/>
         </w:numPr>
       </w:pPr>
       <m:oMath>
@@ -7652,7 +7735,7 @@
           <m:t>)</m:t>
         </m:r>
       </m:oMath>
-      <w:ins w:id="713" w:author="PR Preview" w:date="2026-01-01T00:00:00Z">
+      <w:ins w:id="771" w:author="PR Preview" w:date="2026-01-01T00:00:00Z">
         <w:r>
           <w:t xml:space="preserve">​</w:t>
         </w:r>
@@ -7663,7 +7746,7 @@
         <w:pStyle w:val="Compact"/>
         <w:numPr>
           <w:ilvl w:val="0"/>
-          <w:numId w:val="1011"/>
+          <w:numId w:val="1012"/>
         </w:numPr>
       </w:pPr>
       <m:oMath>
@@ -7725,7 +7808,7 @@
           <m:t>)</m:t>
         </m:r>
       </m:oMath>
-      <w:ins w:id="714" w:author="PR Preview" w:date="2026-01-01T00:00:00Z">
+      <w:ins w:id="772" w:author="PR Preview" w:date="2026-01-01T00:00:00Z">
         <w:r>
           <w:t xml:space="preserve">​</w:t>
         </w:r>
@@ -7737,7 +7820,7 @@
       <w:pPr>
         <w:pStyle w:val="FirstParagraph"/>
       </w:pPr>
-      <w:ins w:id="715" w:author="PR Preview" w:date="2026-01-01T00:00:00Z">
+      <w:ins w:id="773" w:author="PR Preview" w:date="2026-01-01T00:00:00Z">
         <w:r>
           <w:rPr>
             <w:i/>
@@ -7746,7 +7829,7 @@
           <w:t xml:space="preserve">Solution 6</w:t>
         </w:r>
       </w:ins>
-      <w:ins w:id="716" w:author="PR Preview" w:date="2026-01-01T00:00:00Z">
+      <w:ins w:id="774" w:author="PR Preview" w:date="2026-01-01T00:00:00Z">
         <w:r>
           <w:t xml:space="preserve">. </w:t>
         </w:r>
@@ -7757,35 +7840,35 @@
         <w:pStyle w:val="Compact"/>
         <w:numPr>
           <w:ilvl w:val="0"/>
-          <w:numId w:val="1012"/>
+          <w:numId w:val="1013"/>
         </w:numPr>
       </w:pPr>
-      <w:ins w:id="717" w:author="PR Preview" w:date="2026-01-01T00:00:00Z">
+      <w:ins w:id="775" w:author="PR Preview" w:date="2026-01-01T00:00:00Z">
         <w:r>
           <w:t xml:space="preserve">True:</w:t>
         </w:r>
       </w:ins>
-      <w:ins w:id="718" w:author="PR Preview" w:date="2026-01-01T00:00:00Z">
-        <w:r>
-          <w:t xml:space="preserve"> </w:t>
-        </w:r>
-      </w:ins>
-      <w:ins w:id="719" w:author="PR Preview" w:date="2026-01-01T00:00:00Z">
+      <w:ins w:id="776" w:author="PR Preview" w:date="2026-01-01T00:00:00Z">
+        <w:r>
+          <w:t xml:space="preserve"> </w:t>
+        </w:r>
+      </w:ins>
+      <w:ins w:id="777" w:author="PR Preview" w:date="2026-01-01T00:00:00Z">
         <w:r>
           <w:t xml:space="preserve">“every student takes some course”</w:t>
         </w:r>
       </w:ins>
-      <w:ins w:id="720" w:author="PR Preview" w:date="2026-01-01T00:00:00Z">
+      <w:ins w:id="778" w:author="PR Preview" w:date="2026-01-01T00:00:00Z">
         <w:r>
           <w:t xml:space="preserve">.</w:t>
         </w:r>
       </w:ins>
-      <w:ins w:id="721" w:author="PR Preview" w:date="2026-01-01T00:00:00Z">
-        <w:r>
-          <w:t xml:space="preserve"> </w:t>
-        </w:r>
-      </w:ins>
-      <w:ins w:id="722" w:author="PR Preview" w:date="2026-01-01T00:00:00Z">
+      <w:ins w:id="779" w:author="PR Preview" w:date="2026-01-01T00:00:00Z">
+        <w:r>
+          <w:t xml:space="preserve"> </w:t>
+        </w:r>
+      </w:ins>
+      <w:ins w:id="780" w:author="PR Preview" w:date="2026-01-01T00:00:00Z">
         <w:r>
           <w:t xml:space="preserve">Ana takes 201, Ben takes 241, and Cy takes 201.</w:t>
         </w:r>
@@ -7796,35 +7879,35 @@
         <w:pStyle w:val="Compact"/>
         <w:numPr>
           <w:ilvl w:val="0"/>
-          <w:numId w:val="1012"/>
+          <w:numId w:val="1013"/>
         </w:numPr>
       </w:pPr>
-      <w:ins w:id="723" w:author="PR Preview" w:date="2026-01-01T00:00:00Z">
+      <w:ins w:id="781" w:author="PR Preview" w:date="2026-01-01T00:00:00Z">
         <w:r>
           <w:t xml:space="preserve">False:</w:t>
         </w:r>
       </w:ins>
-      <w:ins w:id="724" w:author="PR Preview" w:date="2026-01-01T00:00:00Z">
-        <w:r>
-          <w:t xml:space="preserve"> </w:t>
-        </w:r>
-      </w:ins>
-      <w:ins w:id="725" w:author="PR Preview" w:date="2026-01-01T00:00:00Z">
+      <w:ins w:id="782" w:author="PR Preview" w:date="2026-01-01T00:00:00Z">
+        <w:r>
+          <w:t xml:space="preserve"> </w:t>
+        </w:r>
+      </w:ins>
+      <w:ins w:id="783" w:author="PR Preview" w:date="2026-01-01T00:00:00Z">
         <w:r>
           <w:t xml:space="preserve">“some course is taken by every student”</w:t>
         </w:r>
       </w:ins>
-      <w:ins w:id="726" w:author="PR Preview" w:date="2026-01-01T00:00:00Z">
+      <w:ins w:id="784" w:author="PR Preview" w:date="2026-01-01T00:00:00Z">
         <w:r>
           <w:t xml:space="preserve">.</w:t>
         </w:r>
       </w:ins>
-      <w:ins w:id="727" w:author="PR Preview" w:date="2026-01-01T00:00:00Z">
-        <w:r>
-          <w:t xml:space="preserve"> </w:t>
-        </w:r>
-      </w:ins>
-      <w:ins w:id="728" w:author="PR Preview" w:date="2026-01-01T00:00:00Z">
+      <w:ins w:id="785" w:author="PR Preview" w:date="2026-01-01T00:00:00Z">
+        <w:r>
+          <w:t xml:space="preserve"> </w:t>
+        </w:r>
+      </w:ins>
+      <w:ins w:id="786" w:author="PR Preview" w:date="2026-01-01T00:00:00Z">
         <w:r>
           <w:t xml:space="preserve">Ben does not take 201, Cy does not take 241, and Ana does not take 247.</w:t>
         </w:r>
@@ -7835,35 +7918,35 @@
         <w:pStyle w:val="Compact"/>
         <w:numPr>
           <w:ilvl w:val="0"/>
-          <w:numId w:val="1012"/>
+          <w:numId w:val="1013"/>
         </w:numPr>
       </w:pPr>
-      <w:ins w:id="729" w:author="PR Preview" w:date="2026-01-01T00:00:00Z">
+      <w:ins w:id="787" w:author="PR Preview" w:date="2026-01-01T00:00:00Z">
         <w:r>
           <w:t xml:space="preserve">True:</w:t>
         </w:r>
       </w:ins>
-      <w:ins w:id="730" w:author="PR Preview" w:date="2026-01-01T00:00:00Z">
-        <w:r>
-          <w:t xml:space="preserve"> </w:t>
-        </w:r>
-      </w:ins>
-      <w:ins w:id="731" w:author="PR Preview" w:date="2026-01-01T00:00:00Z">
+      <w:ins w:id="788" w:author="PR Preview" w:date="2026-01-01T00:00:00Z">
+        <w:r>
+          <w:t xml:space="preserve"> </w:t>
+        </w:r>
+      </w:ins>
+      <w:ins w:id="789" w:author="PR Preview" w:date="2026-01-01T00:00:00Z">
         <w:r>
           <w:t xml:space="preserve">“every course has some student”</w:t>
         </w:r>
       </w:ins>
-      <w:ins w:id="732" w:author="PR Preview" w:date="2026-01-01T00:00:00Z">
+      <w:ins w:id="790" w:author="PR Preview" w:date="2026-01-01T00:00:00Z">
         <w:r>
           <w:t xml:space="preserve">.</w:t>
         </w:r>
       </w:ins>
-      <w:ins w:id="733" w:author="PR Preview" w:date="2026-01-01T00:00:00Z">
-        <w:r>
-          <w:t xml:space="preserve"> </w:t>
-        </w:r>
-      </w:ins>
-      <w:ins w:id="734" w:author="PR Preview" w:date="2026-01-01T00:00:00Z">
+      <w:ins w:id="791" w:author="PR Preview" w:date="2026-01-01T00:00:00Z">
+        <w:r>
+          <w:t xml:space="preserve"> </w:t>
+        </w:r>
+      </w:ins>
+      <w:ins w:id="792" w:author="PR Preview" w:date="2026-01-01T00:00:00Z">
         <w:r>
           <w:t xml:space="preserve">Ana takes 201 and 241, and Cy takes 247.</w:t>
         </w:r>
@@ -7874,35 +7957,35 @@
         <w:pStyle w:val="Compact"/>
         <w:numPr>
           <w:ilvl w:val="0"/>
-          <w:numId w:val="1012"/>
+          <w:numId w:val="1013"/>
         </w:numPr>
       </w:pPr>
-      <w:ins w:id="735" w:author="PR Preview" w:date="2026-01-01T00:00:00Z">
+      <w:ins w:id="793" w:author="PR Preview" w:date="2026-01-01T00:00:00Z">
         <w:r>
           <w:t xml:space="preserve">False:</w:t>
         </w:r>
       </w:ins>
-      <w:ins w:id="736" w:author="PR Preview" w:date="2026-01-01T00:00:00Z">
-        <w:r>
-          <w:t xml:space="preserve"> </w:t>
-        </w:r>
-      </w:ins>
-      <w:ins w:id="737" w:author="PR Preview" w:date="2026-01-01T00:00:00Z">
+      <w:ins w:id="794" w:author="PR Preview" w:date="2026-01-01T00:00:00Z">
+        <w:r>
+          <w:t xml:space="preserve"> </w:t>
+        </w:r>
+      </w:ins>
+      <w:ins w:id="795" w:author="PR Preview" w:date="2026-01-01T00:00:00Z">
         <w:r>
           <w:t xml:space="preserve">“some student takes every course”</w:t>
         </w:r>
       </w:ins>
-      <w:ins w:id="738" w:author="PR Preview" w:date="2026-01-01T00:00:00Z">
+      <w:ins w:id="796" w:author="PR Preview" w:date="2026-01-01T00:00:00Z">
         <w:r>
           <w:t xml:space="preserve">.</w:t>
         </w:r>
       </w:ins>
-      <w:ins w:id="739" w:author="PR Preview" w:date="2026-01-01T00:00:00Z">
-        <w:r>
-          <w:t xml:space="preserve"> </w:t>
-        </w:r>
-      </w:ins>
-      <w:ins w:id="740" w:author="PR Preview" w:date="2026-01-01T00:00:00Z">
+      <w:ins w:id="797" w:author="PR Preview" w:date="2026-01-01T00:00:00Z">
+        <w:r>
+          <w:t xml:space="preserve"> </w:t>
+        </w:r>
+      </w:ins>
+      <w:ins w:id="798" w:author="PR Preview" w:date="2026-01-01T00:00:00Z">
         <w:r>
           <w:t xml:space="preserve">Ana does not take 247, Ben does not take 201, and Cy does not take 241.</w:t>
         </w:r>
@@ -7912,17 +7995,17 @@
       <w:pPr>
         <w:pStyle w:val="FirstParagraph"/>
       </w:pPr>
-      <w:ins w:id="741" w:author="PR Preview" w:date="2026-01-01T00:00:00Z">
+      <w:ins w:id="799" w:author="PR Preview" w:date="2026-01-01T00:00:00Z">
         <w:r>
           <w:t xml:space="preserve">Parts 1 and 2 use the same quantifiers and the same predicate in a different order,</w:t>
         </w:r>
       </w:ins>
-      <w:ins w:id="742" w:author="PR Preview" w:date="2026-01-01T00:00:00Z">
-        <w:r>
-          <w:t xml:space="preserve"> </w:t>
-        </w:r>
-      </w:ins>
-      <w:ins w:id="743" w:author="PR Preview" w:date="2026-01-01T00:00:00Z">
+      <w:ins w:id="800" w:author="PR Preview" w:date="2026-01-01T00:00:00Z">
+        <w:r>
+          <w:t xml:space="preserve"> </w:t>
+        </w:r>
+      </w:ins>
+      <w:ins w:id="801" w:author="PR Preview" w:date="2026-01-01T00:00:00Z">
         <w:r>
           <w:t xml:space="preserve">and they have different truth values.</w:t>
         </w:r>
@@ -7934,7 +8017,7 @@
       <w:pPr>
         <w:pStyle w:val="BodyText"/>
       </w:pPr>
-      <w:ins w:id="744" w:author="PR Preview" w:date="2026-01-01T00:00:00Z">
+      <w:ins w:id="802" w:author="PR Preview" w:date="2026-01-01T00:00:00Z">
         <w:r>
           <w:rPr>
             <w:i/>
@@ -7943,27 +8026,27 @@
           <w:t xml:space="preserve">Remark 7</w:t>
         </w:r>
       </w:ins>
-      <w:ins w:id="745" w:author="PR Preview" w:date="2026-01-01T00:00:00Z">
+      <w:ins w:id="803" w:author="PR Preview" w:date="2026-01-01T00:00:00Z">
         <w:r>
           <w:t xml:space="preserve"> (Order of quantifiers). </w:t>
         </w:r>
       </w:ins>
-      <w:ins w:id="746" w:author="PR Preview" w:date="2026-01-01T00:00:00Z">
+      <w:ins w:id="804" w:author="PR Preview" w:date="2026-01-01T00:00:00Z">
         <w:r>
           <w:t xml:space="preserve">Read nested quantifiers from left to right.</w:t>
         </w:r>
       </w:ins>
-      <w:ins w:id="747" w:author="PR Preview" w:date="2026-01-01T00:00:00Z">
-        <w:r>
-          <w:t xml:space="preserve"> </w:t>
-        </w:r>
-      </w:ins>
-      <w:ins w:id="748" w:author="PR Preview" w:date="2026-01-01T00:00:00Z">
+      <w:ins w:id="805" w:author="PR Preview" w:date="2026-01-01T00:00:00Z">
+        <w:r>
+          <w:t xml:space="preserve"> </w:t>
+        </w:r>
+      </w:ins>
+      <w:ins w:id="806" w:author="PR Preview" w:date="2026-01-01T00:00:00Z">
         <w:r>
           <w:t xml:space="preserve">In</w:t>
         </w:r>
       </w:ins>
-      <w:ins w:id="749" w:author="PR Preview" w:date="2026-01-01T00:00:00Z">
+      <w:ins w:id="807" w:author="PR Preview" w:date="2026-01-01T00:00:00Z">
         <w:r>
           <w:t xml:space="preserve"> </w:t>
         </w:r>
@@ -8027,22 +8110,22 @@
           <m:t>)</m:t>
         </m:r>
       </m:oMath>
-      <w:ins w:id="750" w:author="PR Preview" w:date="2026-01-01T00:00:00Z">
+      <w:ins w:id="808" w:author="PR Preview" w:date="2026-01-01T00:00:00Z">
         <w:r>
           <w:t xml:space="preserve">,</w:t>
         </w:r>
       </w:ins>
-      <w:ins w:id="751" w:author="PR Preview" w:date="2026-01-01T00:00:00Z">
-        <w:r>
-          <w:t xml:space="preserve"> </w:t>
-        </w:r>
-      </w:ins>
-      <w:ins w:id="752" w:author="PR Preview" w:date="2026-01-01T00:00:00Z">
+      <w:ins w:id="809" w:author="PR Preview" w:date="2026-01-01T00:00:00Z">
+        <w:r>
+          <w:t xml:space="preserve"> </w:t>
+        </w:r>
+      </w:ins>
+      <w:ins w:id="810" w:author="PR Preview" w:date="2026-01-01T00:00:00Z">
         <w:r>
           <w:t xml:space="preserve">the course</w:t>
         </w:r>
       </w:ins>
-      <w:ins w:id="753" w:author="PR Preview" w:date="2026-01-01T00:00:00Z">
+      <w:ins w:id="811" w:author="PR Preview" w:date="2026-01-01T00:00:00Z">
         <w:r>
           <w:t xml:space="preserve"> </w:t>
         </w:r>
@@ -8052,17 +8135,17 @@
           <m:t>c</m:t>
         </m:r>
       </m:oMath>
-      <w:ins w:id="754" w:author="PR Preview" w:date="2026-01-01T00:00:00Z">
-        <w:r>
-          <w:t xml:space="preserve"> </w:t>
-        </w:r>
-      </w:ins>
-      <w:ins w:id="755" w:author="PR Preview" w:date="2026-01-01T00:00:00Z">
+      <w:ins w:id="812" w:author="PR Preview" w:date="2026-01-01T00:00:00Z">
+        <w:r>
+          <w:t xml:space="preserve"> </w:t>
+        </w:r>
+      </w:ins>
+      <w:ins w:id="813" w:author="PR Preview" w:date="2026-01-01T00:00:00Z">
         <w:r>
           <w:t xml:space="preserve">is chosen after the student</w:t>
         </w:r>
       </w:ins>
-      <w:ins w:id="756" w:author="PR Preview" w:date="2026-01-01T00:00:00Z">
+      <w:ins w:id="814" w:author="PR Preview" w:date="2026-01-01T00:00:00Z">
         <w:r>
           <w:t xml:space="preserve"> </w:t>
         </w:r>
@@ -8072,12 +8155,12 @@
           <m:t>s</m:t>
         </m:r>
       </m:oMath>
-      <w:ins w:id="757" w:author="PR Preview" w:date="2026-01-01T00:00:00Z">
+      <w:ins w:id="815" w:author="PR Preview" w:date="2026-01-01T00:00:00Z">
         <w:r>
           <w:t xml:space="preserve">, so it may depend on</w:t>
         </w:r>
       </w:ins>
-      <w:ins w:id="758" w:author="PR Preview" w:date="2026-01-01T00:00:00Z">
+      <w:ins w:id="816" w:author="PR Preview" w:date="2026-01-01T00:00:00Z">
         <w:r>
           <w:t xml:space="preserve"> </w:t>
         </w:r>
@@ -8087,22 +8170,22 @@
           <m:t>s</m:t>
         </m:r>
       </m:oMath>
-      <w:ins w:id="759" w:author="PR Preview" w:date="2026-01-01T00:00:00Z">
+      <w:ins w:id="817" w:author="PR Preview" w:date="2026-01-01T00:00:00Z">
         <w:r>
           <w:t xml:space="preserve">.</w:t>
         </w:r>
       </w:ins>
-      <w:ins w:id="760" w:author="PR Preview" w:date="2026-01-01T00:00:00Z">
-        <w:r>
-          <w:t xml:space="preserve"> </w:t>
-        </w:r>
-      </w:ins>
-      <w:ins w:id="761" w:author="PR Preview" w:date="2026-01-01T00:00:00Z">
+      <w:ins w:id="818" w:author="PR Preview" w:date="2026-01-01T00:00:00Z">
+        <w:r>
+          <w:t xml:space="preserve"> </w:t>
+        </w:r>
+      </w:ins>
+      <w:ins w:id="819" w:author="PR Preview" w:date="2026-01-01T00:00:00Z">
         <w:r>
           <w:t xml:space="preserve">In</w:t>
         </w:r>
       </w:ins>
-      <w:ins w:id="762" w:author="PR Preview" w:date="2026-01-01T00:00:00Z">
+      <w:ins w:id="820" w:author="PR Preview" w:date="2026-01-01T00:00:00Z">
         <w:r>
           <w:t xml:space="preserve"> </w:t>
         </w:r>
@@ -8166,22 +8249,22 @@
           <m:t>)</m:t>
         </m:r>
       </m:oMath>
-      <w:ins w:id="763" w:author="PR Preview" w:date="2026-01-01T00:00:00Z">
+      <w:ins w:id="821" w:author="PR Preview" w:date="2026-01-01T00:00:00Z">
         <w:r>
           <w:t xml:space="preserve">,</w:t>
         </w:r>
       </w:ins>
-      <w:ins w:id="764" w:author="PR Preview" w:date="2026-01-01T00:00:00Z">
-        <w:r>
-          <w:t xml:space="preserve"> </w:t>
-        </w:r>
-      </w:ins>
-      <w:ins w:id="765" w:author="PR Preview" w:date="2026-01-01T00:00:00Z">
+      <w:ins w:id="822" w:author="PR Preview" w:date="2026-01-01T00:00:00Z">
+        <w:r>
+          <w:t xml:space="preserve"> </w:t>
+        </w:r>
+      </w:ins>
+      <w:ins w:id="823" w:author="PR Preview" w:date="2026-01-01T00:00:00Z">
         <w:r>
           <w:t xml:space="preserve">one course</w:t>
         </w:r>
       </w:ins>
-      <w:ins w:id="766" w:author="PR Preview" w:date="2026-01-01T00:00:00Z">
+      <w:ins w:id="824" w:author="PR Preview" w:date="2026-01-01T00:00:00Z">
         <w:r>
           <w:t xml:space="preserve"> </w:t>
         </w:r>
@@ -8191,12 +8274,12 @@
           <m:t>c</m:t>
         </m:r>
       </m:oMath>
-      <w:ins w:id="767" w:author="PR Preview" w:date="2026-01-01T00:00:00Z">
-        <w:r>
-          <w:t xml:space="preserve"> </w:t>
-        </w:r>
-      </w:ins>
-      <w:ins w:id="768" w:author="PR Preview" w:date="2026-01-01T00:00:00Z">
+      <w:ins w:id="825" w:author="PR Preview" w:date="2026-01-01T00:00:00Z">
+        <w:r>
+          <w:t xml:space="preserve"> </w:t>
+        </w:r>
+      </w:ins>
+      <w:ins w:id="826" w:author="PR Preview" w:date="2026-01-01T00:00:00Z">
         <w:r>
           <w:t xml:space="preserve">must work for every student.</w:t>
         </w:r>
@@ -8206,12 +8289,12 @@
       <w:pPr>
         <w:pStyle w:val="BodyText"/>
       </w:pPr>
-      <w:ins w:id="769" w:author="PR Preview" w:date="2026-01-01T00:00:00Z">
+      <w:ins w:id="827" w:author="PR Preview" w:date="2026-01-01T00:00:00Z">
         <w:r>
           <w:t xml:space="preserve">Swapping two quantifiers of the same kind does not change the meaning:</w:t>
         </w:r>
       </w:ins>
-      <w:ins w:id="770" w:author="PR Preview" w:date="2026-01-01T00:00:00Z">
+      <w:ins w:id="828" w:author="PR Preview" w:date="2026-01-01T00:00:00Z">
         <w:r>
           <w:t xml:space="preserve"> </w:t>
         </w:r>
@@ -8275,17 +8358,17 @@
           <m:t>)</m:t>
         </m:r>
       </m:oMath>
-      <w:ins w:id="771" w:author="PR Preview" w:date="2026-01-01T00:00:00Z">
-        <w:r>
-          <w:t xml:space="preserve"> </w:t>
-        </w:r>
-      </w:ins>
-      <w:ins w:id="772" w:author="PR Preview" w:date="2026-01-01T00:00:00Z">
+      <w:ins w:id="829" w:author="PR Preview" w:date="2026-01-01T00:00:00Z">
+        <w:r>
+          <w:t xml:space="preserve"> </w:t>
+        </w:r>
+      </w:ins>
+      <w:ins w:id="830" w:author="PR Preview" w:date="2026-01-01T00:00:00Z">
         <w:r>
           <w:t xml:space="preserve">means the same as</w:t>
         </w:r>
       </w:ins>
-      <w:ins w:id="773" w:author="PR Preview" w:date="2026-01-01T00:00:00Z">
+      <w:ins w:id="831" w:author="PR Preview" w:date="2026-01-01T00:00:00Z">
         <w:r>
           <w:t xml:space="preserve"> </w:t>
         </w:r>
@@ -8349,22 +8432,22 @@
           <m:t>)</m:t>
         </m:r>
       </m:oMath>
-      <w:ins w:id="774" w:author="PR Preview" w:date="2026-01-01T00:00:00Z">
+      <w:ins w:id="832" w:author="PR Preview" w:date="2026-01-01T00:00:00Z">
         <w:r>
           <w:t xml:space="preserve">,</w:t>
         </w:r>
       </w:ins>
-      <w:ins w:id="775" w:author="PR Preview" w:date="2026-01-01T00:00:00Z">
-        <w:r>
-          <w:t xml:space="preserve"> </w:t>
-        </w:r>
-      </w:ins>
-      <w:ins w:id="776" w:author="PR Preview" w:date="2026-01-01T00:00:00Z">
+      <w:ins w:id="833" w:author="PR Preview" w:date="2026-01-01T00:00:00Z">
+        <w:r>
+          <w:t xml:space="preserve"> </w:t>
+        </w:r>
+      </w:ins>
+      <w:ins w:id="834" w:author="PR Preview" w:date="2026-01-01T00:00:00Z">
         <w:r>
           <w:t xml:space="preserve">and likewise for</w:t>
         </w:r>
       </w:ins>
-      <w:ins w:id="777" w:author="PR Preview" w:date="2026-01-01T00:00:00Z">
+      <w:ins w:id="835" w:author="PR Preview" w:date="2026-01-01T00:00:00Z">
         <w:r>
           <w:t xml:space="preserve"> </w:t>
         </w:r>
@@ -8377,22 +8460,22 @@
           <m:t>∃</m:t>
         </m:r>
       </m:oMath>
-      <w:ins w:id="778" w:author="PR Preview" w:date="2026-01-01T00:00:00Z">
+      <w:ins w:id="836" w:author="PR Preview" w:date="2026-01-01T00:00:00Z">
         <w:r>
           <w:t xml:space="preserve">.</w:t>
         </w:r>
       </w:ins>
-      <w:ins w:id="779" w:author="PR Preview" w:date="2026-01-01T00:00:00Z">
-        <w:r>
-          <w:t xml:space="preserve"> </w:t>
-        </w:r>
-      </w:ins>
-      <w:ins w:id="780" w:author="PR Preview" w:date="2026-01-01T00:00:00Z">
+      <w:ins w:id="837" w:author="PR Preview" w:date="2026-01-01T00:00:00Z">
+        <w:r>
+          <w:t xml:space="preserve"> </w:t>
+        </w:r>
+      </w:ins>
+      <w:ins w:id="838" w:author="PR Preview" w:date="2026-01-01T00:00:00Z">
         <w:r>
           <w:t xml:space="preserve">Swapping a</w:t>
         </w:r>
       </w:ins>
-      <w:ins w:id="781" w:author="PR Preview" w:date="2026-01-01T00:00:00Z">
+      <w:ins w:id="839" w:author="PR Preview" w:date="2026-01-01T00:00:00Z">
         <w:r>
           <w:t xml:space="preserve"> </w:t>
         </w:r>
@@ -8405,17 +8488,17 @@
           <m:t>∀</m:t>
         </m:r>
       </m:oMath>
-      <w:ins w:id="782" w:author="PR Preview" w:date="2026-01-01T00:00:00Z">
-        <w:r>
-          <w:t xml:space="preserve"> </w:t>
-        </w:r>
-      </w:ins>
-      <w:ins w:id="783" w:author="PR Preview" w:date="2026-01-01T00:00:00Z">
+      <w:ins w:id="840" w:author="PR Preview" w:date="2026-01-01T00:00:00Z">
+        <w:r>
+          <w:t xml:space="preserve"> </w:t>
+        </w:r>
+      </w:ins>
+      <w:ins w:id="841" w:author="PR Preview" w:date="2026-01-01T00:00:00Z">
         <w:r>
           <w:t xml:space="preserve">and an</w:t>
         </w:r>
       </w:ins>
-      <w:ins w:id="784" w:author="PR Preview" w:date="2026-01-01T00:00:00Z">
+      <w:ins w:id="842" w:author="PR Preview" w:date="2026-01-01T00:00:00Z">
         <w:r>
           <w:t xml:space="preserve"> </w:t>
         </w:r>
@@ -8428,33 +8511,33 @@
           <m:t>∃</m:t>
         </m:r>
       </m:oMath>
-      <w:ins w:id="785" w:author="PR Preview" w:date="2026-01-01T00:00:00Z">
-        <w:r>
-          <w:t xml:space="preserve"> </w:t>
-        </w:r>
-      </w:ins>
-      <w:ins w:id="786" w:author="PR Preview" w:date="2026-01-01T00:00:00Z">
+      <w:ins w:id="843" w:author="PR Preview" w:date="2026-01-01T00:00:00Z">
+        <w:r>
+          <w:t xml:space="preserve"> </w:t>
+        </w:r>
+      </w:ins>
+      <w:ins w:id="844" w:author="PR Preview" w:date="2026-01-01T00:00:00Z">
         <w:r>
           <w:t xml:space="preserve">can change it,</w:t>
         </w:r>
       </w:ins>
-      <w:ins w:id="787" w:author="PR Preview" w:date="2026-01-01T00:00:00Z">
-        <w:r>
-          <w:t xml:space="preserve"> </w:t>
-        </w:r>
-      </w:ins>
-      <w:ins w:id="788" w:author="PR Preview" w:date="2026-01-01T00:00:00Z">
+      <w:ins w:id="845" w:author="PR Preview" w:date="2026-01-01T00:00:00Z">
+        <w:r>
+          <w:t xml:space="preserve"> </w:t>
+        </w:r>
+      </w:ins>
+      <w:ins w:id="846" w:author="PR Preview" w:date="2026-01-01T00:00:00Z">
         <w:r>
           <w:t xml:space="preserve">as parts 1 and 2 of</w:t>
         </w:r>
       </w:ins>
-      <w:ins w:id="789" w:author="PR Preview" w:date="2026-01-01T00:00:00Z">
+      <w:ins w:id="847" w:author="PR Preview" w:date="2026-01-01T00:00:00Z">
         <w:r>
           <w:t xml:space="preserve"> </w:t>
         </w:r>
       </w:ins>
       <w:hyperlink w:anchor="exr-enrollment">
-        <w:ins w:id="790" w:author="PR Preview" w:date="2026-01-01T00:00:00Z">
+        <w:ins w:id="848" w:author="PR Preview" w:date="2026-01-01T00:00:00Z">
           <w:r>
             <w:rPr>
               <w:rStyle w:val="Hyperlink"/>
@@ -8463,12 +8546,12 @@
           </w:r>
         </w:ins>
       </w:hyperlink>
-      <w:ins w:id="791" w:author="PR Preview" w:date="2026-01-01T00:00:00Z">
-        <w:r>
-          <w:t xml:space="preserve"> </w:t>
-        </w:r>
-      </w:ins>
-      <w:ins w:id="792" w:author="PR Preview" w:date="2026-01-01T00:00:00Z">
+      <w:ins w:id="849" w:author="PR Preview" w:date="2026-01-01T00:00:00Z">
+        <w:r>
+          <w:t xml:space="preserve"> </w:t>
+        </w:r>
+      </w:ins>
+      <w:ins w:id="850" w:author="PR Preview" w:date="2026-01-01T00:00:00Z">
         <w:r>
           <w:t xml:space="preserve">show.</w:t>
         </w:r>
@@ -8480,7 +8563,7 @@
       <w:pPr>
         <w:pStyle w:val="BodyText"/>
       </w:pPr>
-      <w:ins w:id="793" w:author="PR Preview" w:date="2026-01-01T00:00:00Z">
+      <w:ins w:id="851" w:author="PR Preview" w:date="2026-01-01T00:00:00Z">
         <w:r>
           <w:rPr>
             <w:b/>
@@ -8489,12 +8572,12 @@
           <w:t xml:space="preserve">Exercise 7 (English to symbols)</w:t>
         </w:r>
       </w:ins>
-      <w:ins w:id="794" w:author="PR Preview" w:date="2026-01-01T00:00:00Z">
-        <w:r>
-          <w:t xml:space="preserve"> </w:t>
-        </w:r>
-      </w:ins>
-      <w:ins w:id="795" w:author="PR Preview" w:date="2026-01-01T00:00:00Z">
+      <w:ins w:id="852" w:author="PR Preview" w:date="2026-01-01T00:00:00Z">
+        <w:r>
+          <w:t xml:space="preserve"> </w:t>
+        </w:r>
+      </w:ins>
+      <w:ins w:id="853" w:author="PR Preview" w:date="2026-01-01T00:00:00Z">
         <w:r>
           <w:t xml:space="preserve">Write each sentence in symbols, and say whether it is true.</w:t>
         </w:r>
@@ -8505,15 +8588,15 @@
         <w:pStyle w:val="Compact"/>
         <w:numPr>
           <w:ilvl w:val="0"/>
-          <w:numId w:val="1013"/>
+          <w:numId w:val="1014"/>
         </w:numPr>
       </w:pPr>
-      <w:ins w:id="796" w:author="PR Preview" w:date="2026-01-01T00:00:00Z">
+      <w:ins w:id="854" w:author="PR Preview" w:date="2026-01-01T00:00:00Z">
         <w:r>
           <w:t xml:space="preserve">Some integer</w:t>
         </w:r>
       </w:ins>
-      <w:ins w:id="797" w:author="PR Preview" w:date="2026-01-01T00:00:00Z">
+      <w:ins w:id="855" w:author="PR Preview" w:date="2026-01-01T00:00:00Z">
         <w:r>
           <w:t xml:space="preserve"> </w:t>
         </w:r>
@@ -8523,17 +8606,17 @@
           <m:t>n</m:t>
         </m:r>
       </m:oMath>
-      <w:ins w:id="798" w:author="PR Preview" w:date="2026-01-01T00:00:00Z">
-        <w:r>
-          <w:t xml:space="preserve"> </w:t>
-        </w:r>
-      </w:ins>
-      <w:ins w:id="799" w:author="PR Preview" w:date="2026-01-01T00:00:00Z">
+      <w:ins w:id="856" w:author="PR Preview" w:date="2026-01-01T00:00:00Z">
+        <w:r>
+          <w:t xml:space="preserve"> </w:t>
+        </w:r>
+      </w:ins>
+      <w:ins w:id="857" w:author="PR Preview" w:date="2026-01-01T00:00:00Z">
         <w:r>
           <w:t xml:space="preserve">satisfies</w:t>
         </w:r>
       </w:ins>
-      <w:ins w:id="800" w:author="PR Preview" w:date="2026-01-01T00:00:00Z">
+      <w:ins w:id="858" w:author="PR Preview" w:date="2026-01-01T00:00:00Z">
         <w:r>
           <w:t xml:space="preserve"> </w:t>
         </w:r>
@@ -8573,7 +8656,7 @@
           <m:t>3</m:t>
         </m:r>
       </m:oMath>
-      <w:ins w:id="801" w:author="PR Preview" w:date="2026-01-01T00:00:00Z">
+      <w:ins w:id="859" w:author="PR Preview" w:date="2026-01-01T00:00:00Z">
         <w:r>
           <w:t xml:space="preserve">.</w:t>
         </w:r>
@@ -8584,10 +8667,10 @@
         <w:pStyle w:val="Compact"/>
         <w:numPr>
           <w:ilvl w:val="0"/>
-          <w:numId w:val="1013"/>
+          <w:numId w:val="1014"/>
         </w:numPr>
       </w:pPr>
-      <w:ins w:id="802" w:author="PR Preview" w:date="2026-01-01T00:00:00Z">
+      <w:ins w:id="860" w:author="PR Preview" w:date="2026-01-01T00:00:00Z">
         <w:r>
           <w:t xml:space="preserve">No integer is both positive and negative.</w:t>
         </w:r>
@@ -8598,10 +8681,10 @@
         <w:pStyle w:val="Compact"/>
         <w:numPr>
           <w:ilvl w:val="0"/>
-          <w:numId w:val="1013"/>
+          <w:numId w:val="1014"/>
         </w:numPr>
       </w:pPr>
-      <w:ins w:id="803" w:author="PR Preview" w:date="2026-01-01T00:00:00Z">
+      <w:ins w:id="861" w:author="PR Preview" w:date="2026-01-01T00:00:00Z">
         <w:r>
           <w:t xml:space="preserve">Every list of integers has a largest element.</w:t>
         </w:r>
@@ -8613,7 +8696,7 @@
       <w:pPr>
         <w:pStyle w:val="FirstParagraph"/>
       </w:pPr>
-      <w:ins w:id="804" w:author="PR Preview" w:date="2026-01-01T00:00:00Z">
+      <w:ins w:id="862" w:author="PR Preview" w:date="2026-01-01T00:00:00Z">
         <w:r>
           <w:rPr>
             <w:i/>
@@ -8622,7 +8705,7 @@
           <w:t xml:space="preserve">Solution 7</w:t>
         </w:r>
       </w:ins>
-      <w:ins w:id="805" w:author="PR Preview" w:date="2026-01-01T00:00:00Z">
+      <w:ins w:id="863" w:author="PR Preview" w:date="2026-01-01T00:00:00Z">
         <w:r>
           <w:t xml:space="preserve">. </w:t>
         </w:r>
@@ -8633,7 +8716,7 @@
         <w:pStyle w:val="Compact"/>
         <w:numPr>
           <w:ilvl w:val="0"/>
-          <w:numId w:val="1014"/>
+          <w:numId w:val="1015"/>
         </w:numPr>
       </w:pPr>
       <m:oMath>
@@ -8699,22 +8782,22 @@
           <m:t>3</m:t>
         </m:r>
       </m:oMath>
-      <w:ins w:id="806" w:author="PR Preview" w:date="2026-01-01T00:00:00Z">
+      <w:ins w:id="864" w:author="PR Preview" w:date="2026-01-01T00:00:00Z">
         <w:r>
           <w:t xml:space="preserve">.</w:t>
         </w:r>
       </w:ins>
-      <w:ins w:id="807" w:author="PR Preview" w:date="2026-01-01T00:00:00Z">
-        <w:r>
-          <w:t xml:space="preserve"> </w:t>
-        </w:r>
-      </w:ins>
-      <w:ins w:id="808" w:author="PR Preview" w:date="2026-01-01T00:00:00Z">
+      <w:ins w:id="865" w:author="PR Preview" w:date="2026-01-01T00:00:00Z">
+        <w:r>
+          <w:t xml:space="preserve"> </w:t>
+        </w:r>
+      </w:ins>
+      <w:ins w:id="866" w:author="PR Preview" w:date="2026-01-01T00:00:00Z">
         <w:r>
           <w:t xml:space="preserve">True:</w:t>
         </w:r>
       </w:ins>
-      <w:ins w:id="809" w:author="PR Preview" w:date="2026-01-01T00:00:00Z">
+      <w:ins w:id="867" w:author="PR Preview" w:date="2026-01-01T00:00:00Z">
         <w:r>
           <w:t xml:space="preserve"> </w:t>
         </w:r>
@@ -8769,7 +8852,7 @@
           <m:t>3</m:t>
         </m:r>
       </m:oMath>
-      <w:ins w:id="810" w:author="PR Preview" w:date="2026-01-01T00:00:00Z">
+      <w:ins w:id="868" w:author="PR Preview" w:date="2026-01-01T00:00:00Z">
         <w:r>
           <w:t xml:space="preserve">.</w:t>
         </w:r>
@@ -8780,7 +8863,7 @@
         <w:pStyle w:val="Compact"/>
         <w:numPr>
           <w:ilvl w:val="0"/>
-          <w:numId w:val="1014"/>
+          <w:numId w:val="1015"/>
         </w:numPr>
       </w:pPr>
       <m:oMath>
@@ -8861,22 +8944,22 @@
           <m:t>)</m:t>
         </m:r>
       </m:oMath>
-      <w:ins w:id="811" w:author="PR Preview" w:date="2026-01-01T00:00:00Z">
+      <w:ins w:id="869" w:author="PR Preview" w:date="2026-01-01T00:00:00Z">
         <w:r>
           <w:t xml:space="preserve">.</w:t>
         </w:r>
       </w:ins>
-      <w:ins w:id="812" w:author="PR Preview" w:date="2026-01-01T00:00:00Z">
-        <w:r>
-          <w:t xml:space="preserve"> </w:t>
-        </w:r>
-      </w:ins>
-      <w:ins w:id="813" w:author="PR Preview" w:date="2026-01-01T00:00:00Z">
+      <w:ins w:id="870" w:author="PR Preview" w:date="2026-01-01T00:00:00Z">
+        <w:r>
+          <w:t xml:space="preserve"> </w:t>
+        </w:r>
+      </w:ins>
+      <w:ins w:id="871" w:author="PR Preview" w:date="2026-01-01T00:00:00Z">
         <w:r>
           <w:t xml:space="preserve">True: an integer greater than</w:t>
         </w:r>
       </w:ins>
-      <w:ins w:id="814" w:author="PR Preview" w:date="2026-01-01T00:00:00Z">
+      <w:ins w:id="872" w:author="PR Preview" w:date="2026-01-01T00:00:00Z">
         <w:r>
           <w:t xml:space="preserve"> </w:t>
         </w:r>
@@ -8886,17 +8969,17 @@
           <m:t>0</m:t>
         </m:r>
       </m:oMath>
-      <w:ins w:id="815" w:author="PR Preview" w:date="2026-01-01T00:00:00Z">
-        <w:r>
-          <w:t xml:space="preserve"> </w:t>
-        </w:r>
-      </w:ins>
-      <w:ins w:id="816" w:author="PR Preview" w:date="2026-01-01T00:00:00Z">
+      <w:ins w:id="873" w:author="PR Preview" w:date="2026-01-01T00:00:00Z">
+        <w:r>
+          <w:t xml:space="preserve"> </w:t>
+        </w:r>
+      </w:ins>
+      <w:ins w:id="874" w:author="PR Preview" w:date="2026-01-01T00:00:00Z">
         <w:r>
           <w:t xml:space="preserve">is not less than</w:t>
         </w:r>
       </w:ins>
-      <w:ins w:id="817" w:author="PR Preview" w:date="2026-01-01T00:00:00Z">
+      <w:ins w:id="875" w:author="PR Preview" w:date="2026-01-01T00:00:00Z">
         <w:r>
           <w:t xml:space="preserve"> </w:t>
         </w:r>
@@ -8906,7 +8989,7 @@
           <m:t>0</m:t>
         </m:r>
       </m:oMath>
-      <w:ins w:id="818" w:author="PR Preview" w:date="2026-01-01T00:00:00Z">
+      <w:ins w:id="876" w:author="PR Preview" w:date="2026-01-01T00:00:00Z">
         <w:r>
           <w:t xml:space="preserve">.</w:t>
         </w:r>
@@ -8917,15 +9000,15 @@
         <w:pStyle w:val="Compact"/>
         <w:numPr>
           <w:ilvl w:val="0"/>
-          <w:numId w:val="1014"/>
+          <w:numId w:val="1015"/>
         </w:numPr>
       </w:pPr>
-      <w:ins w:id="819" w:author="PR Preview" w:date="2026-01-01T00:00:00Z">
+      <w:ins w:id="877" w:author="PR Preview" w:date="2026-01-01T00:00:00Z">
         <w:r>
           <w:t xml:space="preserve">Let</w:t>
         </w:r>
       </w:ins>
-      <w:ins w:id="820" w:author="PR Preview" w:date="2026-01-01T00:00:00Z">
+      <w:ins w:id="878" w:author="PR Preview" w:date="2026-01-01T00:00:00Z">
         <w:r>
           <w:t xml:space="preserve"> </w:t>
         </w:r>
@@ -8939,27 +9022,27 @@
           <m:t>L</m:t>
         </m:r>
       </m:oMath>
-      <w:ins w:id="821" w:author="PR Preview" w:date="2026-01-01T00:00:00Z">
-        <w:r>
-          <w:t xml:space="preserve"> </w:t>
-        </w:r>
-      </w:ins>
-      <w:ins w:id="822" w:author="PR Preview" w:date="2026-01-01T00:00:00Z">
+      <w:ins w:id="879" w:author="PR Preview" w:date="2026-01-01T00:00:00Z">
+        <w:r>
+          <w:t xml:space="preserve"> </w:t>
+        </w:r>
+      </w:ins>
+      <w:ins w:id="880" w:author="PR Preview" w:date="2026-01-01T00:00:00Z">
         <w:r>
           <w:t xml:space="preserve">be the set of lists of integers.</w:t>
         </w:r>
       </w:ins>
-      <w:ins w:id="823" w:author="PR Preview" w:date="2026-01-01T00:00:00Z">
-        <w:r>
-          <w:t xml:space="preserve"> </w:t>
-        </w:r>
-      </w:ins>
-      <w:ins w:id="824" w:author="PR Preview" w:date="2026-01-01T00:00:00Z">
+      <w:ins w:id="881" w:author="PR Preview" w:date="2026-01-01T00:00:00Z">
+        <w:r>
+          <w:t xml:space="preserve"> </w:t>
+        </w:r>
+      </w:ins>
+      <w:ins w:id="882" w:author="PR Preview" w:date="2026-01-01T00:00:00Z">
         <w:r>
           <w:t xml:space="preserve">The sentence says that each list</w:t>
         </w:r>
       </w:ins>
-      <w:ins w:id="825" w:author="PR Preview" w:date="2026-01-01T00:00:00Z">
+      <w:ins w:id="883" w:author="PR Preview" w:date="2026-01-01T00:00:00Z">
         <w:r>
           <w:t xml:space="preserve"> </w:t>
         </w:r>
@@ -8969,17 +9052,17 @@
           <m:t>ℓ</m:t>
         </m:r>
       </m:oMath>
-      <w:ins w:id="826" w:author="PR Preview" w:date="2026-01-01T00:00:00Z">
-        <w:r>
-          <w:t xml:space="preserve"> </w:t>
-        </w:r>
-      </w:ins>
-      <w:ins w:id="827" w:author="PR Preview" w:date="2026-01-01T00:00:00Z">
+      <w:ins w:id="884" w:author="PR Preview" w:date="2026-01-01T00:00:00Z">
+        <w:r>
+          <w:t xml:space="preserve"> </w:t>
+        </w:r>
+      </w:ins>
+      <w:ins w:id="885" w:author="PR Preview" w:date="2026-01-01T00:00:00Z">
         <w:r>
           <w:t xml:space="preserve">has an element</w:t>
         </w:r>
       </w:ins>
-      <w:ins w:id="828" w:author="PR Preview" w:date="2026-01-01T00:00:00Z">
+      <w:ins w:id="886" w:author="PR Preview" w:date="2026-01-01T00:00:00Z">
         <w:r>
           <w:t xml:space="preserve"> </w:t>
         </w:r>
@@ -8989,17 +9072,17 @@
           <m:t>m</m:t>
         </m:r>
       </m:oMath>
-      <w:ins w:id="829" w:author="PR Preview" w:date="2026-01-01T00:00:00Z">
-        <w:r>
-          <w:t xml:space="preserve"> </w:t>
-        </w:r>
-      </w:ins>
-      <w:ins w:id="830" w:author="PR Preview" w:date="2026-01-01T00:00:00Z">
+      <w:ins w:id="887" w:author="PR Preview" w:date="2026-01-01T00:00:00Z">
+        <w:r>
+          <w:t xml:space="preserve"> </w:t>
+        </w:r>
+      </w:ins>
+      <w:ins w:id="888" w:author="PR Preview" w:date="2026-01-01T00:00:00Z">
         <w:r>
           <w:t xml:space="preserve">that is at least as large as every element</w:t>
         </w:r>
       </w:ins>
-      <w:ins w:id="831" w:author="PR Preview" w:date="2026-01-01T00:00:00Z">
+      <w:ins w:id="889" w:author="PR Preview" w:date="2026-01-01T00:00:00Z">
         <w:r>
           <w:t xml:space="preserve"> </w:t>
         </w:r>
@@ -9009,17 +9092,17 @@
           <m:t>x</m:t>
         </m:r>
       </m:oMath>
-      <w:ins w:id="832" w:author="PR Preview" w:date="2026-01-01T00:00:00Z">
-        <w:r>
-          <w:t xml:space="preserve"> </w:t>
-        </w:r>
-      </w:ins>
-      <w:ins w:id="833" w:author="PR Preview" w:date="2026-01-01T00:00:00Z">
+      <w:ins w:id="890" w:author="PR Preview" w:date="2026-01-01T00:00:00Z">
+        <w:r>
+          <w:t xml:space="preserve"> </w:t>
+        </w:r>
+      </w:ins>
+      <w:ins w:id="891" w:author="PR Preview" w:date="2026-01-01T00:00:00Z">
         <w:r>
           <w:t xml:space="preserve">of</w:t>
         </w:r>
       </w:ins>
-      <w:ins w:id="834" w:author="PR Preview" w:date="2026-01-01T00:00:00Z">
+      <w:ins w:id="892" w:author="PR Preview" w:date="2026-01-01T00:00:00Z">
         <w:r>
           <w:t xml:space="preserve"> </w:t>
         </w:r>
@@ -9029,7 +9112,7 @@
           <m:t>ℓ</m:t>
         </m:r>
       </m:oMath>
-      <w:ins w:id="835" w:author="PR Preview" w:date="2026-01-01T00:00:00Z">
+      <w:ins w:id="893" w:author="PR Preview" w:date="2026-01-01T00:00:00Z">
         <w:r>
           <w:t xml:space="preserve">:</w:t>
         </w:r>
@@ -9158,17 +9241,17 @@
           <w:numId w:val="1000"/>
         </w:numPr>
       </w:pPr>
-      <w:ins w:id="836" w:author="PR Preview" w:date="2026-01-01T00:00:00Z">
+      <w:ins w:id="894" w:author="PR Preview" w:date="2026-01-01T00:00:00Z">
         <w:r>
           <w:t xml:space="preserve">Here</w:t>
         </w:r>
       </w:ins>
-      <w:ins w:id="837" w:author="PR Preview" w:date="2026-01-01T00:00:00Z">
-        <w:r>
-          <w:t xml:space="preserve"> </w:t>
-        </w:r>
-      </w:ins>
-      <w:ins w:id="838" w:author="PR Preview" w:date="2026-01-01T00:00:00Z">
+      <w:ins w:id="895" w:author="PR Preview" w:date="2026-01-01T00:00:00Z">
+        <w:r>
+          <w:t xml:space="preserve"> </w:t>
+        </w:r>
+      </w:ins>
+      <w:ins w:id="896" w:author="PR Preview" w:date="2026-01-01T00:00:00Z">
         <w:r>
           <w:t xml:space="preserve">“</w:t>
         </w:r>
@@ -9187,27 +9270,27 @@
           <m:t>ℓ</m:t>
         </m:r>
       </m:oMath>
-      <w:ins w:id="839" w:author="PR Preview" w:date="2026-01-01T00:00:00Z">
+      <w:ins w:id="897" w:author="PR Preview" w:date="2026-01-01T00:00:00Z">
         <w:r>
           <w:t xml:space="preserve">”</w:t>
         </w:r>
       </w:ins>
-      <w:ins w:id="840" w:author="PR Preview" w:date="2026-01-01T00:00:00Z">
-        <w:r>
-          <w:t xml:space="preserve"> </w:t>
-        </w:r>
-      </w:ins>
-      <w:ins w:id="841" w:author="PR Preview" w:date="2026-01-01T00:00:00Z">
+      <w:ins w:id="898" w:author="PR Preview" w:date="2026-01-01T00:00:00Z">
+        <w:r>
+          <w:t xml:space="preserve"> </w:t>
+        </w:r>
+      </w:ins>
+      <w:ins w:id="899" w:author="PR Preview" w:date="2026-01-01T00:00:00Z">
         <w:r>
           <w:t xml:space="preserve">means</w:t>
         </w:r>
       </w:ins>
-      <w:ins w:id="842" w:author="PR Preview" w:date="2026-01-01T00:00:00Z">
-        <w:r>
-          <w:t xml:space="preserve"> </w:t>
-        </w:r>
-      </w:ins>
-      <w:ins w:id="843" w:author="PR Preview" w:date="2026-01-01T00:00:00Z">
+      <w:ins w:id="900" w:author="PR Preview" w:date="2026-01-01T00:00:00Z">
+        <w:r>
+          <w:t xml:space="preserve"> </w:t>
+        </w:r>
+      </w:ins>
+      <w:ins w:id="901" w:author="PR Preview" w:date="2026-01-01T00:00:00Z">
         <w:r>
           <w:t xml:space="preserve">“</w:t>
         </w:r>
@@ -9217,17 +9300,17 @@
           <m:t>m</m:t>
         </m:r>
       </m:oMath>
-      <w:ins w:id="844" w:author="PR Preview" w:date="2026-01-01T00:00:00Z">
-        <w:r>
-          <w:t xml:space="preserve"> </w:t>
-        </w:r>
-      </w:ins>
-      <w:ins w:id="845" w:author="PR Preview" w:date="2026-01-01T00:00:00Z">
+      <w:ins w:id="902" w:author="PR Preview" w:date="2026-01-01T00:00:00Z">
+        <w:r>
+          <w:t xml:space="preserve"> </w:t>
+        </w:r>
+      </w:ins>
+      <w:ins w:id="903" w:author="PR Preview" w:date="2026-01-01T00:00:00Z">
         <w:r>
           <w:t xml:space="preserve">is an element of the list</w:t>
         </w:r>
       </w:ins>
-      <w:ins w:id="846" w:author="PR Preview" w:date="2026-01-01T00:00:00Z">
+      <w:ins w:id="904" w:author="PR Preview" w:date="2026-01-01T00:00:00Z">
         <w:r>
           <w:t xml:space="preserve"> </w:t>
         </w:r>
@@ -9237,32 +9320,32 @@
           <m:t>ℓ</m:t>
         </m:r>
       </m:oMath>
-      <w:ins w:id="847" w:author="PR Preview" w:date="2026-01-01T00:00:00Z">
+      <w:ins w:id="905" w:author="PR Preview" w:date="2026-01-01T00:00:00Z">
         <w:r>
           <w:t xml:space="preserve">”</w:t>
         </w:r>
       </w:ins>
-      <w:ins w:id="848" w:author="PR Preview" w:date="2026-01-01T00:00:00Z">
+      <w:ins w:id="906" w:author="PR Preview" w:date="2026-01-01T00:00:00Z">
         <w:r>
           <w:t xml:space="preserve">.</w:t>
         </w:r>
       </w:ins>
-      <w:ins w:id="849" w:author="PR Preview" w:date="2026-01-01T00:00:00Z">
-        <w:r>
-          <w:t xml:space="preserve"> </w:t>
-        </w:r>
-      </w:ins>
-      <w:ins w:id="850" w:author="PR Preview" w:date="2026-01-01T00:00:00Z">
+      <w:ins w:id="907" w:author="PR Preview" w:date="2026-01-01T00:00:00Z">
+        <w:r>
+          <w:t xml:space="preserve"> </w:t>
+        </w:r>
+      </w:ins>
+      <w:ins w:id="908" w:author="PR Preview" w:date="2026-01-01T00:00:00Z">
         <w:r>
           <w:t xml:space="preserve">False: the empty list has no elements, so it has no largest element.</w:t>
         </w:r>
       </w:ins>
-      <w:ins w:id="851" w:author="PR Preview" w:date="2026-01-01T00:00:00Z">
-        <w:r>
-          <w:t xml:space="preserve"> </w:t>
-        </w:r>
-      </w:ins>
-      <w:ins w:id="852" w:author="PR Preview" w:date="2026-01-01T00:00:00Z">
+      <w:ins w:id="909" w:author="PR Preview" w:date="2026-01-01T00:00:00Z">
+        <w:r>
+          <w:t xml:space="preserve"> </w:t>
+        </w:r>
+      </w:ins>
+      <w:ins w:id="910" w:author="PR Preview" w:date="2026-01-01T00:00:00Z">
         <w:r>
           <w:t xml:space="preserve">The sentence is true for every nonempty list.</w:t>
         </w:r>
@@ -9275,7 +9358,7 @@
       <w:pPr>
         <w:pStyle w:val="Heading1"/>
       </w:pPr>
-      <w:ins w:id="853" w:author="PR Preview" w:date="2026-01-01T00:00:00Z">
+      <w:ins w:id="911" w:author="PR Preview" w:date="2026-01-01T00:00:00Z">
         <w:r>
           <w:t xml:space="preserve">References</w:t>
         </w:r>
@@ -9287,17 +9370,17 @@
       <w:pPr>
         <w:pStyle w:val="Bibliography"/>
       </w:pPr>
-      <w:ins w:id="854" w:author="PR Preview" w:date="2026-01-01T00:00:00Z">
+      <w:ins w:id="912" w:author="PR Preview" w:date="2026-01-01T00:00:00Z">
         <w:r>
           <w:t xml:space="preserve">Wikipedia contributors. 2026a.</w:t>
         </w:r>
       </w:ins>
-      <w:ins w:id="855" w:author="PR Preview" w:date="2026-01-01T00:00:00Z">
-        <w:r>
-          <w:t xml:space="preserve"> </w:t>
-        </w:r>
-      </w:ins>
-      <w:ins w:id="856" w:author="PR Preview" w:date="2026-01-01T00:00:00Z">
+      <w:ins w:id="913" w:author="PR Preview" w:date="2026-01-01T00:00:00Z">
+        <w:r>
+          <w:t xml:space="preserve"> </w:t>
+        </w:r>
+      </w:ins>
+      <w:ins w:id="914" w:author="PR Preview" w:date="2026-01-01T00:00:00Z">
         <w:r>
           <w:rPr>
             <w:i/>
@@ -9306,7 +9389,7 @@
           <w:t xml:space="preserve">Counterexample —</w:t>
         </w:r>
       </w:ins>
-      <w:ins w:id="857" w:author="PR Preview" w:date="2026-01-01T00:00:00Z">
+      <w:ins w:id="915" w:author="PR Preview" w:date="2026-01-01T00:00:00Z">
         <w:r>
           <w:rPr>
             <w:i/>
@@ -9315,7 +9398,7 @@
           <w:t xml:space="preserve"> </w:t>
         </w:r>
       </w:ins>
-      <w:ins w:id="858" w:author="PR Preview" w:date="2026-01-01T00:00:00Z">
+      <w:ins w:id="916" w:author="PR Preview" w:date="2026-01-01T00:00:00Z">
         <w:r>
           <w:rPr>
             <w:i/>
@@ -9324,7 +9407,7 @@
           <w:t xml:space="preserve">Wikipedia</w:t>
         </w:r>
       </w:ins>
-      <w:ins w:id="859" w:author="PR Preview" w:date="2026-01-01T00:00:00Z">
+      <w:ins w:id="917" w:author="PR Preview" w:date="2026-01-01T00:00:00Z">
         <w:r>
           <w:rPr>
             <w:i/>
@@ -9333,7 +9416,7 @@
           <w:t xml:space="preserve">,</w:t>
         </w:r>
       </w:ins>
-      <w:ins w:id="860" w:author="PR Preview" w:date="2026-01-01T00:00:00Z">
+      <w:ins w:id="918" w:author="PR Preview" w:date="2026-01-01T00:00:00Z">
         <w:r>
           <w:rPr>
             <w:i/>
@@ -9342,7 +9425,7 @@
           <w:t xml:space="preserve"> </w:t>
         </w:r>
       </w:ins>
-      <w:ins w:id="861" w:author="PR Preview" w:date="2026-01-01T00:00:00Z">
+      <w:ins w:id="919" w:author="PR Preview" w:date="2026-01-01T00:00:00Z">
         <w:r>
           <w:rPr>
             <w:i/>
@@ -9351,18 +9434,18 @@
           <w:t xml:space="preserve">the Free Encyclopedia</w:t>
         </w:r>
       </w:ins>
-      <w:ins w:id="862" w:author="PR Preview" w:date="2026-01-01T00:00:00Z">
+      <w:ins w:id="920" w:author="PR Preview" w:date="2026-01-01T00:00:00Z">
         <w:r>
           <w:t xml:space="preserve">.</w:t>
         </w:r>
       </w:ins>
-      <w:ins w:id="863" w:author="PR Preview" w:date="2026-01-01T00:00:00Z">
+      <w:ins w:id="921" w:author="PR Preview" w:date="2026-01-01T00:00:00Z">
         <w:r>
           <w:t xml:space="preserve"> </w:t>
         </w:r>
       </w:ins>
       <w:hyperlink r:id="rId53">
-        <w:ins w:id="864" w:author="PR Preview" w:date="2026-01-01T00:00:00Z">
+        <w:ins w:id="922" w:author="PR Preview" w:date="2026-01-01T00:00:00Z">
           <w:r>
             <w:rPr>
               <w:rStyle w:val="Hyperlink"/>
@@ -9371,7 +9454,7 @@
           </w:r>
         </w:ins>
       </w:hyperlink>
-      <w:ins w:id="865" w:author="PR Preview" w:date="2026-01-01T00:00:00Z">
+      <w:ins w:id="923" w:author="PR Preview" w:date="2026-01-01T00:00:00Z">
         <w:r>
           <w:t xml:space="preserve">.</w:t>
         </w:r>
@@ -9383,17 +9466,17 @@
       <w:pPr>
         <w:pStyle w:val="Bibliography"/>
       </w:pPr>
-      <w:ins w:id="866" w:author="PR Preview" w:date="2026-01-01T00:00:00Z">
+      <w:ins w:id="924" w:author="PR Preview" w:date="2026-01-01T00:00:00Z">
         <w:r>
           <w:t xml:space="preserve">Wikipedia contributors. 2026b.</w:t>
         </w:r>
       </w:ins>
-      <w:ins w:id="867" w:author="PR Preview" w:date="2026-01-01T00:00:00Z">
-        <w:r>
-          <w:t xml:space="preserve"> </w:t>
-        </w:r>
-      </w:ins>
-      <w:ins w:id="868" w:author="PR Preview" w:date="2026-01-01T00:00:00Z">
+      <w:ins w:id="925" w:author="PR Preview" w:date="2026-01-01T00:00:00Z">
+        <w:r>
+          <w:t xml:space="preserve"> </w:t>
+        </w:r>
+      </w:ins>
+      <w:ins w:id="926" w:author="PR Preview" w:date="2026-01-01T00:00:00Z">
         <w:r>
           <w:rPr>
             <w:i/>
@@ -9402,7 +9485,7 @@
           <w:t xml:space="preserve">Existential Quantification —</w:t>
         </w:r>
       </w:ins>
-      <w:ins w:id="869" w:author="PR Preview" w:date="2026-01-01T00:00:00Z">
+      <w:ins w:id="927" w:author="PR Preview" w:date="2026-01-01T00:00:00Z">
         <w:r>
           <w:rPr>
             <w:i/>
@@ -9411,7 +9494,7 @@
           <w:t xml:space="preserve"> </w:t>
         </w:r>
       </w:ins>
-      <w:ins w:id="870" w:author="PR Preview" w:date="2026-01-01T00:00:00Z">
+      <w:ins w:id="928" w:author="PR Preview" w:date="2026-01-01T00:00:00Z">
         <w:r>
           <w:rPr>
             <w:i/>
@@ -9420,7 +9503,7 @@
           <w:t xml:space="preserve">Wikipedia</w:t>
         </w:r>
       </w:ins>
-      <w:ins w:id="871" w:author="PR Preview" w:date="2026-01-01T00:00:00Z">
+      <w:ins w:id="929" w:author="PR Preview" w:date="2026-01-01T00:00:00Z">
         <w:r>
           <w:rPr>
             <w:i/>
@@ -9429,7 +9512,7 @@
           <w:t xml:space="preserve">,</w:t>
         </w:r>
       </w:ins>
-      <w:ins w:id="872" w:author="PR Preview" w:date="2026-01-01T00:00:00Z">
+      <w:ins w:id="930" w:author="PR Preview" w:date="2026-01-01T00:00:00Z">
         <w:r>
           <w:rPr>
             <w:i/>
@@ -9438,7 +9521,7 @@
           <w:t xml:space="preserve"> </w:t>
         </w:r>
       </w:ins>
-      <w:ins w:id="873" w:author="PR Preview" w:date="2026-01-01T00:00:00Z">
+      <w:ins w:id="931" w:author="PR Preview" w:date="2026-01-01T00:00:00Z">
         <w:r>
           <w:rPr>
             <w:i/>
@@ -9447,18 +9530,18 @@
           <w:t xml:space="preserve">the Free Encyclopedia</w:t>
         </w:r>
       </w:ins>
-      <w:ins w:id="874" w:author="PR Preview" w:date="2026-01-01T00:00:00Z">
+      <w:ins w:id="932" w:author="PR Preview" w:date="2026-01-01T00:00:00Z">
         <w:r>
           <w:t xml:space="preserve">.</w:t>
         </w:r>
       </w:ins>
-      <w:ins w:id="875" w:author="PR Preview" w:date="2026-01-01T00:00:00Z">
+      <w:ins w:id="933" w:author="PR Preview" w:date="2026-01-01T00:00:00Z">
         <w:r>
           <w:t xml:space="preserve"> </w:t>
         </w:r>
       </w:ins>
       <w:hyperlink r:id="rId55">
-        <w:ins w:id="876" w:author="PR Preview" w:date="2026-01-01T00:00:00Z">
+        <w:ins w:id="934" w:author="PR Preview" w:date="2026-01-01T00:00:00Z">
           <w:r>
             <w:rPr>
               <w:rStyle w:val="Hyperlink"/>
@@ -9467,7 +9550,7 @@
           </w:r>
         </w:ins>
       </w:hyperlink>
-      <w:ins w:id="877" w:author="PR Preview" w:date="2026-01-01T00:00:00Z">
+      <w:ins w:id="935" w:author="PR Preview" w:date="2026-01-01T00:00:00Z">
         <w:r>
           <w:t xml:space="preserve">.</w:t>
         </w:r>
@@ -9479,17 +9562,17 @@
       <w:pPr>
         <w:pStyle w:val="Bibliography"/>
       </w:pPr>
-      <w:ins w:id="878" w:author="PR Preview" w:date="2026-01-01T00:00:00Z">
+      <w:ins w:id="936" w:author="PR Preview" w:date="2026-01-01T00:00:00Z">
         <w:r>
           <w:t xml:space="preserve">Wikipedia contributors. 2026c.</w:t>
         </w:r>
       </w:ins>
-      <w:ins w:id="879" w:author="PR Preview" w:date="2026-01-01T00:00:00Z">
-        <w:r>
-          <w:t xml:space="preserve"> </w:t>
-        </w:r>
-      </w:ins>
-      <w:ins w:id="880" w:author="PR Preview" w:date="2026-01-01T00:00:00Z">
+      <w:ins w:id="937" w:author="PR Preview" w:date="2026-01-01T00:00:00Z">
+        <w:r>
+          <w:t xml:space="preserve"> </w:t>
+        </w:r>
+      </w:ins>
+      <w:ins w:id="938" w:author="PR Preview" w:date="2026-01-01T00:00:00Z">
         <w:r>
           <w:rPr>
             <w:i/>
@@ -9498,7 +9581,7 @@
           <w:t xml:space="preserve">Quantifier (Logic) —</w:t>
         </w:r>
       </w:ins>
-      <w:ins w:id="881" w:author="PR Preview" w:date="2026-01-01T00:00:00Z">
+      <w:ins w:id="939" w:author="PR Preview" w:date="2026-01-01T00:00:00Z">
         <w:r>
           <w:rPr>
             <w:i/>
@@ -9507,7 +9590,7 @@
           <w:t xml:space="preserve"> </w:t>
         </w:r>
       </w:ins>
-      <w:ins w:id="882" w:author="PR Preview" w:date="2026-01-01T00:00:00Z">
+      <w:ins w:id="940" w:author="PR Preview" w:date="2026-01-01T00:00:00Z">
         <w:r>
           <w:rPr>
             <w:i/>
@@ -9516,7 +9599,7 @@
           <w:t xml:space="preserve">Wikipedia</w:t>
         </w:r>
       </w:ins>
-      <w:ins w:id="883" w:author="PR Preview" w:date="2026-01-01T00:00:00Z">
+      <w:ins w:id="941" w:author="PR Preview" w:date="2026-01-01T00:00:00Z">
         <w:r>
           <w:rPr>
             <w:i/>
@@ -9525,7 +9608,7 @@
           <w:t xml:space="preserve">,</w:t>
         </w:r>
       </w:ins>
-      <w:ins w:id="884" w:author="PR Preview" w:date="2026-01-01T00:00:00Z">
+      <w:ins w:id="942" w:author="PR Preview" w:date="2026-01-01T00:00:00Z">
         <w:r>
           <w:rPr>
             <w:i/>
@@ -9534,7 +9617,7 @@
           <w:t xml:space="preserve"> </w:t>
         </w:r>
       </w:ins>
-      <w:ins w:id="885" w:author="PR Preview" w:date="2026-01-01T00:00:00Z">
+      <w:ins w:id="943" w:author="PR Preview" w:date="2026-01-01T00:00:00Z">
         <w:r>
           <w:rPr>
             <w:i/>
@@ -9543,18 +9626,18 @@
           <w:t xml:space="preserve">the Free Encyclopedia</w:t>
         </w:r>
       </w:ins>
-      <w:ins w:id="886" w:author="PR Preview" w:date="2026-01-01T00:00:00Z">
+      <w:ins w:id="944" w:author="PR Preview" w:date="2026-01-01T00:00:00Z">
         <w:r>
           <w:t xml:space="preserve">.</w:t>
         </w:r>
       </w:ins>
-      <w:ins w:id="887" w:author="PR Preview" w:date="2026-01-01T00:00:00Z">
+      <w:ins w:id="945" w:author="PR Preview" w:date="2026-01-01T00:00:00Z">
         <w:r>
           <w:t xml:space="preserve"> </w:t>
         </w:r>
       </w:ins>
       <w:hyperlink r:id="rId57">
-        <w:ins w:id="888" w:author="PR Preview" w:date="2026-01-01T00:00:00Z">
+        <w:ins w:id="946" w:author="PR Preview" w:date="2026-01-01T00:00:00Z">
           <w:r>
             <w:rPr>
               <w:rStyle w:val="Hyperlink"/>
@@ -9563,7 +9646,7 @@
           </w:r>
         </w:ins>
       </w:hyperlink>
-      <w:ins w:id="889" w:author="PR Preview" w:date="2026-01-01T00:00:00Z">
+      <w:ins w:id="947" w:author="PR Preview" w:date="2026-01-01T00:00:00Z">
         <w:r>
           <w:t xml:space="preserve">.</w:t>
         </w:r>
@@ -9575,17 +9658,17 @@
       <w:pPr>
         <w:pStyle w:val="Bibliography"/>
       </w:pPr>
-      <w:ins w:id="890" w:author="PR Preview" w:date="2026-01-01T00:00:00Z">
+      <w:ins w:id="948" w:author="PR Preview" w:date="2026-01-01T00:00:00Z">
         <w:r>
           <w:t xml:space="preserve">Wikipedia contributors. 2026d.</w:t>
         </w:r>
       </w:ins>
-      <w:ins w:id="891" w:author="PR Preview" w:date="2026-01-01T00:00:00Z">
-        <w:r>
-          <w:t xml:space="preserve"> </w:t>
-        </w:r>
-      </w:ins>
-      <w:ins w:id="892" w:author="PR Preview" w:date="2026-01-01T00:00:00Z">
+      <w:ins w:id="949" w:author="PR Preview" w:date="2026-01-01T00:00:00Z">
+        <w:r>
+          <w:t xml:space="preserve"> </w:t>
+        </w:r>
+      </w:ins>
+      <w:ins w:id="950" w:author="PR Preview" w:date="2026-01-01T00:00:00Z">
         <w:r>
           <w:rPr>
             <w:i/>
@@ -9594,7 +9677,7 @@
           <w:t xml:space="preserve">Universal Quantification —</w:t>
         </w:r>
       </w:ins>
-      <w:ins w:id="893" w:author="PR Preview" w:date="2026-01-01T00:00:00Z">
+      <w:ins w:id="951" w:author="PR Preview" w:date="2026-01-01T00:00:00Z">
         <w:r>
           <w:rPr>
             <w:i/>
@@ -9603,7 +9686,7 @@
           <w:t xml:space="preserve"> </w:t>
         </w:r>
       </w:ins>
-      <w:ins w:id="894" w:author="PR Preview" w:date="2026-01-01T00:00:00Z">
+      <w:ins w:id="952" w:author="PR Preview" w:date="2026-01-01T00:00:00Z">
         <w:r>
           <w:rPr>
             <w:i/>
@@ -9612,7 +9695,7 @@
           <w:t xml:space="preserve">Wikipedia</w:t>
         </w:r>
       </w:ins>
-      <w:ins w:id="895" w:author="PR Preview" w:date="2026-01-01T00:00:00Z">
+      <w:ins w:id="953" w:author="PR Preview" w:date="2026-01-01T00:00:00Z">
         <w:r>
           <w:rPr>
             <w:i/>
@@ -9621,7 +9704,7 @@
           <w:t xml:space="preserve">,</w:t>
         </w:r>
       </w:ins>
-      <w:ins w:id="896" w:author="PR Preview" w:date="2026-01-01T00:00:00Z">
+      <w:ins w:id="954" w:author="PR Preview" w:date="2026-01-01T00:00:00Z">
         <w:r>
           <w:rPr>
             <w:i/>
@@ -9630,7 +9713,7 @@
           <w:t xml:space="preserve"> </w:t>
         </w:r>
       </w:ins>
-      <w:ins w:id="897" w:author="PR Preview" w:date="2026-01-01T00:00:00Z">
+      <w:ins w:id="955" w:author="PR Preview" w:date="2026-01-01T00:00:00Z">
         <w:r>
           <w:rPr>
             <w:i/>
@@ -9639,18 +9722,18 @@
           <w:t xml:space="preserve">the Free Encyclopedia</w:t>
         </w:r>
       </w:ins>
-      <w:ins w:id="898" w:author="PR Preview" w:date="2026-01-01T00:00:00Z">
+      <w:ins w:id="956" w:author="PR Preview" w:date="2026-01-01T00:00:00Z">
         <w:r>
           <w:t xml:space="preserve">.</w:t>
         </w:r>
       </w:ins>
-      <w:ins w:id="899" w:author="PR Preview" w:date="2026-01-01T00:00:00Z">
+      <w:ins w:id="957" w:author="PR Preview" w:date="2026-01-01T00:00:00Z">
         <w:r>
           <w:t xml:space="preserve"> </w:t>
         </w:r>
       </w:ins>
       <w:hyperlink r:id="rId59">
-        <w:ins w:id="900" w:author="PR Preview" w:date="2026-01-01T00:00:00Z">
+        <w:ins w:id="958" w:author="PR Preview" w:date="2026-01-01T00:00:00Z">
           <w:r>
             <w:rPr>
               <w:rStyle w:val="Hyperlink"/>
@@ -9659,7 +9742,7 @@
           </w:r>
         </w:ins>
       </w:hyperlink>
-      <w:ins w:id="901" w:author="PR Preview" w:date="2026-01-01T00:00:00Z">
+      <w:ins w:id="959" w:author="PR Preview" w:date="2026-01-01T00:00:00Z">
         <w:r>
           <w:t xml:space="preserve">.</w:t>
         </w:r>
@@ -10156,34 +10239,7 @@
     </w:lvlOverride>
   </w:num>
   <w:num w:numId="1009">
-    <w:abstractNumId w:val="99411"/>
-    <w:lvlOverride w:ilvl="0">
-      <w:startOverride w:val="1"/>
-    </w:lvlOverride>
-    <w:lvlOverride w:ilvl="1">
-      <w:startOverride w:val="1"/>
-    </w:lvlOverride>
-    <w:lvlOverride w:ilvl="2">
-      <w:startOverride w:val="1"/>
-    </w:lvlOverride>
-    <w:lvlOverride w:ilvl="3">
-      <w:startOverride w:val="1"/>
-    </w:lvlOverride>
-    <w:lvlOverride w:ilvl="4">
-      <w:startOverride w:val="1"/>
-    </w:lvlOverride>
-    <w:lvlOverride w:ilvl="5">
-      <w:startOverride w:val="1"/>
-    </w:lvlOverride>
-    <w:lvlOverride w:ilvl="6">
-      <w:startOverride w:val="1"/>
-    </w:lvlOverride>
-    <w:lvlOverride w:ilvl="7">
-      <w:startOverride w:val="1"/>
-    </w:lvlOverride>
-    <w:lvlOverride w:ilvl="8">
-      <w:startOverride w:val="1"/>
-    </w:lvlOverride>
+    <w:abstractNumId w:val="991"/>
   </w:num>
   <w:num w:numId="1010">
     <w:abstractNumId w:val="99411"/>
@@ -10306,6 +10362,36 @@
     </w:lvlOverride>
   </w:num>
   <w:num w:numId="1014">
+    <w:abstractNumId w:val="99411"/>
+    <w:lvlOverride w:ilvl="0">
+      <w:startOverride w:val="1"/>
+    </w:lvlOverride>
+    <w:lvlOverride w:ilvl="1">
+      <w:startOverride w:val="1"/>
+    </w:lvlOverride>
+    <w:lvlOverride w:ilvl="2">
+      <w:startOverride w:val="1"/>
+    </w:lvlOverride>
+    <w:lvlOverride w:ilvl="3">
+      <w:startOverride w:val="1"/>
+    </w:lvlOverride>
+    <w:lvlOverride w:ilvl="4">
+      <w:startOverride w:val="1"/>
+    </w:lvlOverride>
+    <w:lvlOverride w:ilvl="5">
+      <w:startOverride w:val="1"/>
+    </w:lvlOverride>
+    <w:lvlOverride w:ilvl="6">
+      <w:startOverride w:val="1"/>
+    </w:lvlOverride>
+    <w:lvlOverride w:ilvl="7">
+      <w:startOverride w:val="1"/>
+    </w:lvlOverride>
+    <w:lvlOverride w:ilvl="8">
+      <w:startOverride w:val="1"/>
+    </w:lvlOverride>
+  </w:num>
+  <w:num w:numId="1015">
     <w:abstractNumId w:val="99411"/>
     <w:lvlOverride w:ilvl="0">
       <w:startOverride w:val="1"/>
